--- a/network/file/张树彬计算机网络24计算机2班.docx
+++ b/network/file/张树彬计算机网络24计算机2班.docx
@@ -6,7 +6,6 @@
       <w:pPr>
         <w:jc w:val="center"/>
         <w:rPr>
-          <w:rFonts w:hint="eastAsia"/>
           <w:b/>
           <w:bCs/>
           <w:sz w:val="44"/>
@@ -31,7 +30,6 @@
         <w:spacing w:before="100" w:beforeAutospacing="1" w:after="100" w:afterAutospacing="1" w:line="120" w:lineRule="auto"/>
         <w:jc w:val="center"/>
         <w:rPr>
-          <w:rFonts w:hint="eastAsia"/>
           <w:sz w:val="24"/>
           <w:szCs w:val="28"/>
         </w:rPr>
@@ -51,7 +49,6 @@
         <w:tblOverlap w:val="never"/>
         <w:tblW w:w="0" w:type="auto"/>
         <w:jc w:val="center"/>
-        <w:tblInd w:w="0" w:type="dxa"/>
         <w:tblBorders>
           <w:top w:val="single" w:sz="4" w:space="0" w:color="auto"/>
           <w:left w:val="single" w:sz="4" w:space="0" w:color="auto"/>
@@ -87,7 +84,6 @@
               <w:snapToGrid w:val="0"/>
               <w:jc w:val="center"/>
               <w:rPr>
-                <w:rFonts w:hint="eastAsia"/>
                 <w:bCs/>
                 <w:sz w:val="24"/>
               </w:rPr>
@@ -223,7 +219,6 @@
               <w:snapToGrid w:val="0"/>
               <w:jc w:val="center"/>
               <w:rPr>
-                <w:rFonts w:hint="eastAsia"/>
                 <w:bCs/>
                 <w:sz w:val="24"/>
               </w:rPr>
@@ -277,7 +272,6 @@
               <w:ind w:rightChars="-8" w:right="-17"/>
               <w:jc w:val="center"/>
               <w:rPr>
-                <w:rFonts w:hint="eastAsia"/>
                 <w:bCs/>
                 <w:sz w:val="24"/>
               </w:rPr>
@@ -303,7 +297,6 @@
               <w:snapToGrid w:val="0"/>
               <w:jc w:val="center"/>
               <w:rPr>
-                <w:rFonts w:hint="eastAsia"/>
                 <w:bCs/>
                 <w:szCs w:val="21"/>
               </w:rPr>
@@ -353,7 +346,6 @@
               <w:snapToGrid w:val="0"/>
               <w:jc w:val="center"/>
               <w:rPr>
-                <w:rFonts w:hint="eastAsia"/>
                 <w:bCs/>
                 <w:szCs w:val="21"/>
               </w:rPr>
@@ -378,7 +370,6 @@
               <w:adjustRightInd w:val="0"/>
               <w:snapToGrid w:val="0"/>
               <w:rPr>
-                <w:rFonts w:hint="eastAsia"/>
                 <w:bCs/>
                 <w:szCs w:val="21"/>
               </w:rPr>
@@ -411,7 +402,6 @@
               <w:snapToGrid w:val="0"/>
               <w:jc w:val="center"/>
               <w:rPr>
-                <w:rFonts w:hint="eastAsia"/>
                 <w:bCs/>
                 <w:sz w:val="24"/>
               </w:rPr>
@@ -449,7 +439,6 @@
               <w:ind w:rightChars="-8" w:right="-17" w:firstLineChars="100" w:firstLine="240"/>
               <w:jc w:val="left"/>
               <w:rPr>
-                <w:rFonts w:hint="eastAsia"/>
                 <w:bCs/>
                 <w:sz w:val="24"/>
               </w:rPr>
@@ -483,7 +472,6 @@
               <w:adjustRightInd w:val="0"/>
               <w:snapToGrid w:val="0"/>
               <w:rPr>
-                <w:rFonts w:hint="eastAsia"/>
                 <w:bCs/>
                 <w:szCs w:val="21"/>
               </w:rPr>
@@ -628,7 +616,6 @@
               <w:snapToGrid w:val="0"/>
               <w:jc w:val="center"/>
               <w:rPr>
-                <w:rFonts w:hint="eastAsia"/>
                 <w:bCs/>
                 <w:sz w:val="24"/>
               </w:rPr>
@@ -935,7 +922,6 @@
               <w:snapToGrid w:val="0"/>
               <w:jc w:val="center"/>
               <w:rPr>
-                <w:rFonts w:hint="eastAsia"/>
                 <w:bCs/>
                 <w:sz w:val="24"/>
               </w:rPr>
@@ -1121,7 +1107,6 @@
               <w:adjustRightInd w:val="0"/>
               <w:snapToGrid w:val="0"/>
               <w:rPr>
-                <w:rFonts w:hint="eastAsia"/>
                 <w:bCs/>
                 <w:color w:val="000000"/>
                 <w:szCs w:val="21"/>
@@ -1238,7 +1223,6 @@
       <w:tblPr>
         <w:tblW w:w="10750" w:type="dxa"/>
         <w:jc w:val="center"/>
-        <w:tblInd w:w="0" w:type="dxa"/>
         <w:tblBorders>
           <w:top w:val="single" w:sz="4" w:space="0" w:color="auto"/>
           <w:left w:val="single" w:sz="4" w:space="0" w:color="auto"/>
@@ -1277,7 +1261,6 @@
               <w:ind w:leftChars="-50" w:left="-88" w:rightChars="-50" w:right="-105" w:hangingChars="8" w:hanging="17"/>
               <w:jc w:val="center"/>
               <w:rPr>
-                <w:rFonts w:hint="eastAsia"/>
                 <w:szCs w:val="21"/>
               </w:rPr>
             </w:pPr>
@@ -1343,7 +1326,6 @@
             <w:pPr>
               <w:jc w:val="center"/>
               <w:rPr>
-                <w:rFonts w:hint="eastAsia"/>
                 <w:szCs w:val="21"/>
               </w:rPr>
             </w:pPr>
@@ -1388,7 +1370,6 @@
               <w:ind w:leftChars="-50" w:left="-105" w:rightChars="-50" w:right="-105"/>
               <w:jc w:val="center"/>
               <w:rPr>
-                <w:rFonts w:hint="eastAsia"/>
                 <w:szCs w:val="21"/>
               </w:rPr>
             </w:pPr>
@@ -1455,7 +1436,6 @@
             <w:pPr>
               <w:jc w:val="center"/>
               <w:rPr>
-                <w:rFonts w:hint="eastAsia"/>
                 <w:szCs w:val="21"/>
               </w:rPr>
             </w:pPr>
@@ -1482,16 +1462,15 @@
           <w:p>
             <w:pPr>
               <w:jc w:val="center"/>
-              <w:rPr>
-                <w:rFonts w:hint="eastAsia"/>
-              </w:rPr>
-            </w:pPr>
+            </w:pPr>
+            <w:proofErr w:type="gramStart"/>
             <w:r>
               <w:rPr>
                 <w:rFonts w:hint="eastAsia"/>
               </w:rPr>
               <w:t>一</w:t>
             </w:r>
+            <w:proofErr w:type="gramEnd"/>
           </w:p>
         </w:tc>
         <w:tc>
@@ -1503,7 +1482,6 @@
             <w:pPr>
               <w:jc w:val="center"/>
               <w:rPr>
-                <w:rFonts w:hint="eastAsia"/>
                 <w:szCs w:val="21"/>
               </w:rPr>
             </w:pPr>
@@ -1525,7 +1503,6 @@
             <w:pPr>
               <w:jc w:val="center"/>
               <w:rPr>
-                <w:rFonts w:hint="eastAsia"/>
                 <w:szCs w:val="21"/>
               </w:rPr>
             </w:pPr>
@@ -1583,6 +1560,13 @@
                 <w:rFonts w:hint="eastAsia"/>
                 <w:szCs w:val="21"/>
               </w:rPr>
+              <w:t xml:space="preserve"> </w:t>
+            </w:r>
+            <w:r>
+              <w:rPr>
+                <w:rFonts w:hint="eastAsia"/>
+                <w:szCs w:val="21"/>
+              </w:rPr>
               <w:t>计算机网络概述</w:t>
             </w:r>
           </w:p>
@@ -1605,6 +1589,13 @@
                 <w:rFonts w:hint="eastAsia"/>
                 <w:szCs w:val="21"/>
               </w:rPr>
+              <w:t xml:space="preserve"> </w:t>
+            </w:r>
+            <w:r>
+              <w:rPr>
+                <w:rFonts w:hint="eastAsia"/>
+                <w:szCs w:val="21"/>
+              </w:rPr>
               <w:t>计算机网络定义</w:t>
             </w:r>
           </w:p>
@@ -1612,7 +1603,6 @@
             <w:pPr>
               <w:jc w:val="left"/>
               <w:rPr>
-                <w:rFonts w:hint="eastAsia"/>
                 <w:szCs w:val="21"/>
               </w:rPr>
             </w:pPr>
@@ -1628,6 +1618,13 @@
                 <w:rFonts w:hint="eastAsia"/>
                 <w:szCs w:val="21"/>
               </w:rPr>
+              <w:t xml:space="preserve"> </w:t>
+            </w:r>
+            <w:r>
+              <w:rPr>
+                <w:rFonts w:hint="eastAsia"/>
+                <w:szCs w:val="21"/>
+              </w:rPr>
               <w:t>计算机网络分类</w:t>
             </w:r>
           </w:p>
@@ -1641,7 +1638,6 @@
             <w:pPr>
               <w:jc w:val="center"/>
               <w:rPr>
-                <w:rFonts w:hint="eastAsia"/>
                 <w:szCs w:val="21"/>
               </w:rPr>
             </w:pPr>
@@ -1663,7 +1659,6 @@
             <w:pPr>
               <w:jc w:val="center"/>
               <w:rPr>
-                <w:rFonts w:hint="eastAsia"/>
                 <w:szCs w:val="21"/>
               </w:rPr>
             </w:pPr>
@@ -1681,13 +1676,7 @@
             <w:tcW w:w="2448" w:type="dxa"/>
             <w:vAlign w:val="center"/>
           </w:tcPr>
-          <w:p>
-            <w:pPr>
-              <w:rPr>
-                <w:rFonts w:hint="eastAsia"/>
-              </w:rPr>
-            </w:pPr>
-          </w:p>
+          <w:p/>
         </w:tc>
         <w:tc>
           <w:tcPr>
@@ -1697,9 +1686,6 @@
           <w:p>
             <w:pPr>
               <w:jc w:val="center"/>
-              <w:rPr>
-                <w:rFonts w:hint="eastAsia"/>
-              </w:rPr>
             </w:pPr>
             <w:r>
               <w:rPr>
@@ -1737,9 +1723,6 @@
           <w:p>
             <w:pPr>
               <w:jc w:val="center"/>
-              <w:rPr>
-                <w:rFonts w:hint="eastAsia"/>
-              </w:rPr>
             </w:pPr>
             <w:r>
               <w:rPr>
@@ -1758,7 +1741,6 @@
             <w:pPr>
               <w:jc w:val="center"/>
               <w:rPr>
-                <w:rFonts w:hint="eastAsia"/>
                 <w:szCs w:val="21"/>
               </w:rPr>
             </w:pPr>
@@ -1780,7 +1762,6 @@
             <w:pPr>
               <w:jc w:val="center"/>
               <w:rPr>
-                <w:rFonts w:hint="eastAsia"/>
                 <w:szCs w:val="21"/>
               </w:rPr>
             </w:pPr>
@@ -1802,7 +1783,6 @@
             <w:pPr>
               <w:jc w:val="left"/>
               <w:rPr>
-                <w:rFonts w:hint="eastAsia"/>
                 <w:szCs w:val="21"/>
               </w:rPr>
             </w:pPr>
@@ -1826,6 +1806,13 @@
                 <w:szCs w:val="21"/>
               </w:rPr>
               <w:t>章</w:t>
+            </w:r>
+            <w:r>
+              <w:rPr>
+                <w:rFonts w:hint="eastAsia"/>
+                <w:szCs w:val="21"/>
+              </w:rPr>
+              <w:t xml:space="preserve"> </w:t>
             </w:r>
             <w:r>
               <w:rPr>
@@ -1854,6 +1841,13 @@
                 <w:rFonts w:hint="eastAsia"/>
                 <w:szCs w:val="21"/>
               </w:rPr>
+              <w:t xml:space="preserve"> </w:t>
+            </w:r>
+            <w:r>
+              <w:rPr>
+                <w:rFonts w:hint="eastAsia"/>
+                <w:szCs w:val="21"/>
+              </w:rPr>
               <w:t>计算机网络性能</w:t>
             </w:r>
           </w:p>
@@ -1867,7 +1861,6 @@
             <w:pPr>
               <w:jc w:val="center"/>
               <w:rPr>
-                <w:rFonts w:hint="eastAsia"/>
                 <w:szCs w:val="21"/>
               </w:rPr>
             </w:pPr>
@@ -1889,7 +1882,6 @@
             <w:pPr>
               <w:jc w:val="center"/>
               <w:rPr>
-                <w:rFonts w:hint="eastAsia"/>
                 <w:szCs w:val="21"/>
               </w:rPr>
             </w:pPr>
@@ -1907,13 +1899,7 @@
             <w:tcW w:w="2448" w:type="dxa"/>
             <w:vAlign w:val="center"/>
           </w:tcPr>
-          <w:p>
-            <w:pPr>
-              <w:rPr>
-                <w:rFonts w:hint="eastAsia"/>
-              </w:rPr>
-            </w:pPr>
-          </w:p>
+          <w:p/>
         </w:tc>
         <w:tc>
           <w:tcPr>
@@ -1923,9 +1909,6 @@
           <w:p>
             <w:pPr>
               <w:jc w:val="center"/>
-              <w:rPr>
-                <w:rFonts w:hint="eastAsia"/>
-              </w:rPr>
             </w:pPr>
             <w:r>
               <w:rPr>
@@ -1963,9 +1946,6 @@
           <w:p>
             <w:pPr>
               <w:jc w:val="center"/>
-              <w:rPr>
-                <w:rFonts w:hint="eastAsia"/>
-              </w:rPr>
             </w:pPr>
             <w:r>
               <w:rPr>
@@ -1984,7 +1964,6 @@
             <w:pPr>
               <w:jc w:val="center"/>
               <w:rPr>
-                <w:rFonts w:hint="eastAsia"/>
                 <w:szCs w:val="21"/>
               </w:rPr>
             </w:pPr>
@@ -2006,7 +1985,6 @@
             <w:pPr>
               <w:jc w:val="center"/>
               <w:rPr>
-                <w:rFonts w:hint="eastAsia"/>
                 <w:szCs w:val="21"/>
               </w:rPr>
             </w:pPr>
@@ -2028,7 +2006,6 @@
             <w:pPr>
               <w:jc w:val="left"/>
               <w:rPr>
-                <w:rFonts w:hint="eastAsia"/>
                 <w:szCs w:val="21"/>
               </w:rPr>
             </w:pPr>
@@ -2052,6 +2029,13 @@
                 <w:szCs w:val="21"/>
               </w:rPr>
               <w:t>章</w:t>
+            </w:r>
+            <w:r>
+              <w:rPr>
+                <w:rFonts w:hint="eastAsia"/>
+                <w:szCs w:val="21"/>
+              </w:rPr>
+              <w:t xml:space="preserve"> </w:t>
             </w:r>
             <w:r>
               <w:rPr>
@@ -2080,6 +2064,13 @@
                 <w:rFonts w:hint="eastAsia"/>
                 <w:szCs w:val="21"/>
               </w:rPr>
+              <w:t xml:space="preserve"> </w:t>
+            </w:r>
+            <w:r>
+              <w:rPr>
+                <w:rFonts w:hint="eastAsia"/>
+                <w:szCs w:val="21"/>
+              </w:rPr>
               <w:t>计算机网络体系结构</w:t>
             </w:r>
           </w:p>
@@ -2093,7 +2084,6 @@
             <w:pPr>
               <w:jc w:val="center"/>
               <w:rPr>
-                <w:rFonts w:hint="eastAsia"/>
                 <w:szCs w:val="21"/>
               </w:rPr>
             </w:pPr>
@@ -2115,7 +2105,6 @@
             <w:pPr>
               <w:jc w:val="center"/>
               <w:rPr>
-                <w:rFonts w:hint="eastAsia"/>
                 <w:szCs w:val="21"/>
               </w:rPr>
             </w:pPr>
@@ -2134,11 +2123,6 @@
             <w:vAlign w:val="center"/>
           </w:tcPr>
           <w:p>
-            <w:pPr>
-              <w:rPr>
-                <w:rFonts w:hint="eastAsia"/>
-              </w:rPr>
-            </w:pPr>
             <w:r>
               <w:rPr>
                 <w:rFonts w:hint="eastAsia"/>
@@ -2240,9 +2224,6 @@
           <w:p>
             <w:pPr>
               <w:jc w:val="center"/>
-              <w:rPr>
-                <w:rFonts w:hint="eastAsia"/>
-              </w:rPr>
             </w:pPr>
             <w:r>
               <w:rPr>
@@ -2280,9 +2261,6 @@
           <w:p>
             <w:pPr>
               <w:jc w:val="center"/>
-              <w:rPr>
-                <w:rFonts w:hint="eastAsia"/>
-              </w:rPr>
             </w:pPr>
             <w:r>
               <w:rPr>
@@ -2301,7 +2279,6 @@
             <w:pPr>
               <w:jc w:val="center"/>
               <w:rPr>
-                <w:rFonts w:hint="eastAsia"/>
                 <w:szCs w:val="21"/>
               </w:rPr>
             </w:pPr>
@@ -2323,7 +2300,6 @@
             <w:pPr>
               <w:jc w:val="center"/>
               <w:rPr>
-                <w:rFonts w:hint="eastAsia"/>
                 <w:szCs w:val="21"/>
               </w:rPr>
             </w:pPr>
@@ -2345,7 +2321,6 @@
             <w:pPr>
               <w:jc w:val="left"/>
               <w:rPr>
-                <w:rFonts w:hint="eastAsia"/>
                 <w:szCs w:val="21"/>
               </w:rPr>
             </w:pPr>
@@ -2369,6 +2344,13 @@
                 <w:szCs w:val="21"/>
               </w:rPr>
               <w:t>章</w:t>
+            </w:r>
+            <w:r>
+              <w:rPr>
+                <w:rFonts w:hint="eastAsia"/>
+                <w:szCs w:val="21"/>
+              </w:rPr>
+              <w:t xml:space="preserve"> </w:t>
             </w:r>
             <w:r>
               <w:rPr>
@@ -2397,6 +2379,13 @@
                 <w:rFonts w:hint="eastAsia"/>
                 <w:szCs w:val="21"/>
               </w:rPr>
+              <w:t xml:space="preserve"> </w:t>
+            </w:r>
+            <w:r>
+              <w:rPr>
+                <w:rFonts w:hint="eastAsia"/>
+                <w:szCs w:val="21"/>
+              </w:rPr>
               <w:t>物理层基本概念</w:t>
             </w:r>
             <w:r>
@@ -2412,6 +2401,13 @@
                 <w:rFonts w:hint="eastAsia"/>
                 <w:szCs w:val="21"/>
               </w:rPr>
+              <w:t xml:space="preserve"> </w:t>
+            </w:r>
+            <w:r>
+              <w:rPr>
+                <w:rFonts w:hint="eastAsia"/>
+                <w:szCs w:val="21"/>
+              </w:rPr>
               <w:t>数据通信基础</w:t>
             </w:r>
           </w:p>
@@ -2425,7 +2421,6 @@
             <w:pPr>
               <w:jc w:val="center"/>
               <w:rPr>
-                <w:rFonts w:hint="eastAsia"/>
                 <w:szCs w:val="21"/>
               </w:rPr>
             </w:pPr>
@@ -2447,7 +2442,6 @@
             <w:pPr>
               <w:jc w:val="center"/>
               <w:rPr>
-                <w:rFonts w:hint="eastAsia"/>
                 <w:szCs w:val="21"/>
               </w:rPr>
             </w:pPr>
@@ -2465,13 +2459,7 @@
             <w:tcW w:w="2448" w:type="dxa"/>
             <w:vAlign w:val="center"/>
           </w:tcPr>
-          <w:p>
-            <w:pPr>
-              <w:rPr>
-                <w:rFonts w:hint="eastAsia"/>
-              </w:rPr>
-            </w:pPr>
-          </w:p>
+          <w:p/>
         </w:tc>
         <w:tc>
           <w:tcPr>
@@ -2481,9 +2469,6 @@
           <w:p>
             <w:pPr>
               <w:jc w:val="center"/>
-              <w:rPr>
-                <w:rFonts w:hint="eastAsia"/>
-              </w:rPr>
             </w:pPr>
             <w:r>
               <w:rPr>
@@ -2521,9 +2506,6 @@
           <w:p>
             <w:pPr>
               <w:jc w:val="center"/>
-              <w:rPr>
-                <w:rFonts w:hint="eastAsia"/>
-              </w:rPr>
             </w:pPr>
             <w:r>
               <w:rPr>
@@ -2542,7 +2524,6 @@
             <w:pPr>
               <w:jc w:val="center"/>
               <w:rPr>
-                <w:rFonts w:hint="eastAsia"/>
                 <w:szCs w:val="21"/>
               </w:rPr>
             </w:pPr>
@@ -2564,7 +2545,6 @@
             <w:pPr>
               <w:jc w:val="center"/>
               <w:rPr>
-                <w:rFonts w:hint="eastAsia"/>
                 <w:szCs w:val="21"/>
               </w:rPr>
             </w:pPr>
@@ -2586,7 +2566,6 @@
             <w:pPr>
               <w:jc w:val="left"/>
               <w:rPr>
-                <w:rFonts w:hint="eastAsia"/>
                 <w:szCs w:val="21"/>
               </w:rPr>
             </w:pPr>
@@ -2623,6 +2602,13 @@
                 <w:rFonts w:hint="eastAsia"/>
                 <w:szCs w:val="21"/>
               </w:rPr>
+              <w:t xml:space="preserve"> </w:t>
+            </w:r>
+            <w:r>
+              <w:rPr>
+                <w:rFonts w:hint="eastAsia"/>
+                <w:szCs w:val="21"/>
+              </w:rPr>
               <w:t>物理层</w:t>
             </w:r>
           </w:p>
@@ -2630,7 +2616,6 @@
             <w:pPr>
               <w:jc w:val="left"/>
               <w:rPr>
-                <w:rFonts w:hint="eastAsia"/>
                 <w:szCs w:val="21"/>
               </w:rPr>
             </w:pPr>
@@ -2646,6 +2631,13 @@
                 <w:rFonts w:hint="eastAsia"/>
                 <w:szCs w:val="21"/>
               </w:rPr>
+              <w:t xml:space="preserve"> </w:t>
+            </w:r>
+            <w:r>
+              <w:rPr>
+                <w:rFonts w:hint="eastAsia"/>
+                <w:szCs w:val="21"/>
+              </w:rPr>
               <w:t>物理层下的传输媒体</w:t>
             </w:r>
           </w:p>
@@ -2653,7 +2645,6 @@
             <w:pPr>
               <w:jc w:val="left"/>
               <w:rPr>
-                <w:rFonts w:hint="eastAsia"/>
                 <w:szCs w:val="21"/>
               </w:rPr>
             </w:pPr>
@@ -2682,7 +2673,6 @@
             <w:pPr>
               <w:jc w:val="center"/>
               <w:rPr>
-                <w:rFonts w:hint="eastAsia"/>
                 <w:szCs w:val="21"/>
               </w:rPr>
             </w:pPr>
@@ -2704,7 +2694,6 @@
             <w:pPr>
               <w:jc w:val="center"/>
               <w:rPr>
-                <w:rFonts w:hint="eastAsia"/>
                 <w:szCs w:val="21"/>
               </w:rPr>
             </w:pPr>
@@ -2722,13 +2711,7 @@
             <w:tcW w:w="2448" w:type="dxa"/>
             <w:vAlign w:val="center"/>
           </w:tcPr>
-          <w:p>
-            <w:pPr>
-              <w:rPr>
-                <w:rFonts w:hint="eastAsia"/>
-              </w:rPr>
-            </w:pPr>
-          </w:p>
+          <w:p/>
         </w:tc>
         <w:tc>
           <w:tcPr>
@@ -2738,9 +2721,6 @@
           <w:p>
             <w:pPr>
               <w:jc w:val="center"/>
-              <w:rPr>
-                <w:rFonts w:hint="eastAsia"/>
-              </w:rPr>
             </w:pPr>
             <w:r>
               <w:rPr>
@@ -2778,9 +2758,6 @@
           <w:p>
             <w:pPr>
               <w:jc w:val="center"/>
-              <w:rPr>
-                <w:rFonts w:hint="eastAsia"/>
-              </w:rPr>
             </w:pPr>
             <w:r>
               <w:rPr>
@@ -2799,7 +2776,6 @@
             <w:pPr>
               <w:jc w:val="center"/>
               <w:rPr>
-                <w:rFonts w:hint="eastAsia"/>
                 <w:szCs w:val="21"/>
               </w:rPr>
             </w:pPr>
@@ -2821,7 +2797,6 @@
             <w:pPr>
               <w:jc w:val="center"/>
               <w:rPr>
-                <w:rFonts w:hint="eastAsia"/>
                 <w:szCs w:val="21"/>
               </w:rPr>
             </w:pPr>
@@ -2843,7 +2818,6 @@
             <w:pPr>
               <w:jc w:val="left"/>
               <w:rPr>
-                <w:rFonts w:hint="eastAsia"/>
                 <w:szCs w:val="21"/>
               </w:rPr>
             </w:pPr>
@@ -2880,6 +2854,13 @@
                 <w:rFonts w:hint="eastAsia"/>
                 <w:szCs w:val="21"/>
               </w:rPr>
+              <w:t xml:space="preserve"> </w:t>
+            </w:r>
+            <w:r>
+              <w:rPr>
+                <w:rFonts w:hint="eastAsia"/>
+                <w:szCs w:val="21"/>
+              </w:rPr>
               <w:t>物理层</w:t>
             </w:r>
           </w:p>
@@ -2887,7 +2868,6 @@
             <w:pPr>
               <w:jc w:val="left"/>
               <w:rPr>
-                <w:rFonts w:hint="eastAsia"/>
                 <w:szCs w:val="21"/>
               </w:rPr>
             </w:pPr>
@@ -2903,6 +2883,13 @@
                 <w:rFonts w:hint="eastAsia"/>
                 <w:szCs w:val="21"/>
               </w:rPr>
+              <w:t xml:space="preserve"> </w:t>
+            </w:r>
+            <w:r>
+              <w:rPr>
+                <w:rFonts w:hint="eastAsia"/>
+                <w:szCs w:val="21"/>
+              </w:rPr>
               <w:t>宽带接入技术</w:t>
             </w:r>
           </w:p>
@@ -2910,7 +2897,6 @@
             <w:pPr>
               <w:jc w:val="left"/>
               <w:rPr>
-                <w:rFonts w:hint="eastAsia"/>
                 <w:szCs w:val="21"/>
               </w:rPr>
             </w:pPr>
@@ -2939,7 +2925,6 @@
             <w:pPr>
               <w:jc w:val="center"/>
               <w:rPr>
-                <w:rFonts w:hint="eastAsia"/>
                 <w:szCs w:val="21"/>
               </w:rPr>
             </w:pPr>
@@ -2961,7 +2946,6 @@
             <w:pPr>
               <w:jc w:val="center"/>
               <w:rPr>
-                <w:rFonts w:hint="eastAsia"/>
                 <w:szCs w:val="21"/>
               </w:rPr>
             </w:pPr>
@@ -2980,11 +2964,6 @@
             <w:vAlign w:val="center"/>
           </w:tcPr>
           <w:p>
-            <w:pPr>
-              <w:rPr>
-                <w:rFonts w:hint="eastAsia"/>
-              </w:rPr>
-            </w:pPr>
             <w:r>
               <w:rPr>
                 <w:rFonts w:hint="eastAsia"/>
@@ -3086,9 +3065,6 @@
           <w:p>
             <w:pPr>
               <w:jc w:val="center"/>
-              <w:rPr>
-                <w:rFonts w:hint="eastAsia"/>
-              </w:rPr>
             </w:pPr>
             <w:r>
               <w:rPr>
@@ -3147,7 +3123,6 @@
             <w:pPr>
               <w:jc w:val="center"/>
               <w:rPr>
-                <w:rFonts w:hint="eastAsia"/>
                 <w:szCs w:val="21"/>
               </w:rPr>
             </w:pPr>
@@ -3169,7 +3144,6 @@
             <w:pPr>
               <w:jc w:val="center"/>
               <w:rPr>
-                <w:rFonts w:hint="eastAsia"/>
                 <w:szCs w:val="21"/>
               </w:rPr>
             </w:pPr>
@@ -3227,6 +3201,13 @@
                 <w:rFonts w:hint="eastAsia"/>
                 <w:szCs w:val="21"/>
               </w:rPr>
+              <w:t xml:space="preserve"> </w:t>
+            </w:r>
+            <w:r>
+              <w:rPr>
+                <w:rFonts w:hint="eastAsia"/>
+                <w:szCs w:val="21"/>
+              </w:rPr>
               <w:t>数据链路层</w:t>
             </w:r>
           </w:p>
@@ -3249,6 +3230,13 @@
                 <w:rFonts w:hint="eastAsia"/>
                 <w:szCs w:val="21"/>
               </w:rPr>
+              <w:t xml:space="preserve"> </w:t>
+            </w:r>
+            <w:r>
+              <w:rPr>
+                <w:rFonts w:hint="eastAsia"/>
+                <w:szCs w:val="21"/>
+              </w:rPr>
               <w:t>数据链路层的几个共同问题</w:t>
             </w:r>
           </w:p>
@@ -3256,7 +3244,6 @@
             <w:pPr>
               <w:jc w:val="left"/>
               <w:rPr>
-                <w:rFonts w:hint="eastAsia"/>
                 <w:szCs w:val="21"/>
               </w:rPr>
             </w:pPr>
@@ -3272,6 +3259,13 @@
                 <w:rFonts w:hint="eastAsia"/>
                 <w:szCs w:val="21"/>
               </w:rPr>
+              <w:t xml:space="preserve"> </w:t>
+            </w:r>
+            <w:r>
+              <w:rPr>
+                <w:rFonts w:hint="eastAsia"/>
+                <w:szCs w:val="21"/>
+              </w:rPr>
               <w:t>点对点协议</w:t>
             </w:r>
             <w:r>
@@ -3292,7 +3286,6 @@
             <w:pPr>
               <w:jc w:val="center"/>
               <w:rPr>
-                <w:rFonts w:hint="eastAsia"/>
                 <w:szCs w:val="21"/>
               </w:rPr>
             </w:pPr>
@@ -3365,9 +3358,6 @@
           <w:p>
             <w:pPr>
               <w:jc w:val="center"/>
-              <w:rPr>
-                <w:rFonts w:hint="eastAsia"/>
-              </w:rPr>
             </w:pPr>
             <w:r>
               <w:rPr>
@@ -3406,7 +3396,6 @@
             <w:pPr>
               <w:jc w:val="center"/>
               <w:rPr>
-                <w:rFonts w:hint="eastAsia"/>
                 <w:szCs w:val="21"/>
               </w:rPr>
             </w:pPr>
@@ -3427,7 +3416,6 @@
             <w:pPr>
               <w:jc w:val="center"/>
               <w:rPr>
-                <w:rFonts w:hint="eastAsia"/>
                 <w:szCs w:val="21"/>
               </w:rPr>
             </w:pPr>
@@ -3449,7 +3437,6 @@
             <w:pPr>
               <w:jc w:val="center"/>
               <w:rPr>
-                <w:rFonts w:hint="eastAsia"/>
                 <w:szCs w:val="21"/>
               </w:rPr>
             </w:pPr>
@@ -3514,7 +3501,6 @@
             <w:pPr>
               <w:jc w:val="left"/>
               <w:rPr>
-                <w:rFonts w:hint="eastAsia"/>
                 <w:szCs w:val="21"/>
               </w:rPr>
             </w:pPr>
@@ -3530,6 +3516,13 @@
                 <w:rFonts w:hint="eastAsia"/>
                 <w:szCs w:val="21"/>
               </w:rPr>
+              <w:t xml:space="preserve"> </w:t>
+            </w:r>
+            <w:r>
+              <w:rPr>
+                <w:rFonts w:hint="eastAsia"/>
+                <w:szCs w:val="21"/>
+              </w:rPr>
               <w:t>使用广播信道的数据链路层</w:t>
             </w:r>
           </w:p>
@@ -3543,7 +3536,6 @@
             <w:pPr>
               <w:jc w:val="center"/>
               <w:rPr>
-                <w:rFonts w:hint="eastAsia"/>
                 <w:szCs w:val="21"/>
               </w:rPr>
             </w:pPr>
@@ -3565,7 +3557,6 @@
             <w:pPr>
               <w:jc w:val="center"/>
               <w:rPr>
-                <w:rFonts w:hint="eastAsia"/>
                 <w:szCs w:val="21"/>
               </w:rPr>
             </w:pPr>
@@ -3586,7 +3577,6 @@
           <w:p>
             <w:pPr>
               <w:rPr>
-                <w:rFonts w:hint="eastAsia"/>
                 <w:szCs w:val="21"/>
               </w:rPr>
             </w:pPr>
@@ -3651,7 +3641,6 @@
             <w:pPr>
               <w:jc w:val="center"/>
               <w:rPr>
-                <w:rFonts w:hint="eastAsia"/>
                 <w:szCs w:val="21"/>
               </w:rPr>
             </w:pPr>
@@ -3672,7 +3661,6 @@
             <w:pPr>
               <w:jc w:val="center"/>
               <w:rPr>
-                <w:rFonts w:hint="eastAsia"/>
                 <w:szCs w:val="21"/>
               </w:rPr>
             </w:pPr>
@@ -3694,7 +3682,6 @@
             <w:pPr>
               <w:jc w:val="center"/>
               <w:rPr>
-                <w:rFonts w:hint="eastAsia"/>
                 <w:szCs w:val="21"/>
               </w:rPr>
             </w:pPr>
@@ -3716,7 +3703,6 @@
             <w:pPr>
               <w:jc w:val="center"/>
               <w:rPr>
-                <w:rFonts w:hint="eastAsia"/>
                 <w:szCs w:val="21"/>
               </w:rPr>
             </w:pPr>
@@ -3780,7 +3766,6 @@
             <w:pPr>
               <w:jc w:val="left"/>
               <w:rPr>
-                <w:rFonts w:hint="eastAsia"/>
                 <w:szCs w:val="21"/>
               </w:rPr>
             </w:pPr>
@@ -3796,6 +3781,13 @@
                 <w:rFonts w:hint="eastAsia"/>
                 <w:szCs w:val="21"/>
               </w:rPr>
+              <w:t xml:space="preserve"> </w:t>
+            </w:r>
+            <w:r>
+              <w:rPr>
+                <w:rFonts w:hint="eastAsia"/>
+                <w:szCs w:val="21"/>
+              </w:rPr>
               <w:t>扩展的以太网</w:t>
             </w:r>
           </w:p>
@@ -3809,7 +3801,6 @@
             <w:pPr>
               <w:jc w:val="center"/>
               <w:rPr>
-                <w:rFonts w:hint="eastAsia"/>
                 <w:szCs w:val="21"/>
               </w:rPr>
             </w:pPr>
@@ -3831,7 +3822,6 @@
             <w:pPr>
               <w:jc w:val="center"/>
               <w:rPr>
-                <w:rFonts w:hint="eastAsia"/>
                 <w:szCs w:val="21"/>
               </w:rPr>
             </w:pPr>
@@ -3852,7 +3842,6 @@
           <w:p>
             <w:pPr>
               <w:rPr>
-                <w:rFonts w:hint="eastAsia"/>
                 <w:szCs w:val="21"/>
               </w:rPr>
             </w:pPr>
@@ -3929,7 +3918,6 @@
             <w:pPr>
               <w:jc w:val="center"/>
               <w:rPr>
-                <w:rFonts w:hint="eastAsia"/>
                 <w:szCs w:val="21"/>
               </w:rPr>
             </w:pPr>
@@ -3950,7 +3938,6 @@
             <w:pPr>
               <w:jc w:val="center"/>
               <w:rPr>
-                <w:rFonts w:hint="eastAsia"/>
                 <w:szCs w:val="21"/>
               </w:rPr>
             </w:pPr>
@@ -3971,7 +3958,6 @@
             <w:pPr>
               <w:jc w:val="center"/>
               <w:rPr>
-                <w:rFonts w:hint="eastAsia"/>
                 <w:szCs w:val="21"/>
               </w:rPr>
             </w:pPr>
@@ -3993,7 +3979,6 @@
             <w:pPr>
               <w:jc w:val="center"/>
               <w:rPr>
-                <w:rFonts w:hint="eastAsia"/>
                 <w:szCs w:val="21"/>
               </w:rPr>
             </w:pPr>
@@ -4057,7 +4042,6 @@
             <w:pPr>
               <w:jc w:val="left"/>
               <w:rPr>
-                <w:rFonts w:hint="eastAsia"/>
                 <w:szCs w:val="21"/>
               </w:rPr>
             </w:pPr>
@@ -4073,6 +4057,13 @@
                 <w:rFonts w:hint="eastAsia"/>
                 <w:szCs w:val="21"/>
               </w:rPr>
+              <w:t xml:space="preserve"> </w:t>
+            </w:r>
+            <w:r>
+              <w:rPr>
+                <w:rFonts w:hint="eastAsia"/>
+                <w:szCs w:val="21"/>
+              </w:rPr>
               <w:t>高速以太网</w:t>
             </w:r>
           </w:p>
@@ -4086,7 +4077,6 @@
             <w:pPr>
               <w:jc w:val="center"/>
               <w:rPr>
-                <w:rFonts w:hint="eastAsia"/>
                 <w:szCs w:val="21"/>
               </w:rPr>
             </w:pPr>
@@ -4108,7 +4098,6 @@
             <w:pPr>
               <w:jc w:val="center"/>
               <w:rPr>
-                <w:rFonts w:hint="eastAsia"/>
                 <w:szCs w:val="21"/>
               </w:rPr>
             </w:pPr>
@@ -4129,7 +4118,6 @@
           <w:p>
             <w:pPr>
               <w:rPr>
-                <w:rFonts w:hint="eastAsia"/>
                 <w:szCs w:val="21"/>
               </w:rPr>
             </w:pPr>
@@ -4189,7 +4177,6 @@
             <w:pPr>
               <w:jc w:val="center"/>
               <w:rPr>
-                <w:rFonts w:hint="eastAsia"/>
                 <w:szCs w:val="21"/>
               </w:rPr>
             </w:pPr>
@@ -4210,7 +4197,6 @@
             <w:pPr>
               <w:jc w:val="center"/>
               <w:rPr>
-                <w:rFonts w:hint="eastAsia"/>
                 <w:szCs w:val="21"/>
               </w:rPr>
             </w:pPr>
@@ -4231,7 +4217,6 @@
             <w:pPr>
               <w:jc w:val="center"/>
               <w:rPr>
-                <w:rFonts w:hint="eastAsia"/>
                 <w:szCs w:val="21"/>
               </w:rPr>
             </w:pPr>
@@ -4252,7 +4237,6 @@
             <w:pPr>
               <w:jc w:val="center"/>
               <w:rPr>
-                <w:rFonts w:hint="eastAsia"/>
                 <w:szCs w:val="21"/>
               </w:rPr>
             </w:pPr>
@@ -4274,7 +4258,6 @@
             <w:pPr>
               <w:jc w:val="center"/>
               <w:rPr>
-                <w:rFonts w:hint="eastAsia"/>
                 <w:szCs w:val="21"/>
               </w:rPr>
             </w:pPr>
@@ -4353,6 +4336,13 @@
                 <w:rFonts w:hint="eastAsia"/>
                 <w:szCs w:val="21"/>
               </w:rPr>
+              <w:t xml:space="preserve"> </w:t>
+            </w:r>
+            <w:r>
+              <w:rPr>
+                <w:rFonts w:hint="eastAsia"/>
+                <w:szCs w:val="21"/>
+              </w:rPr>
               <w:t>网络层的几个重要概念</w:t>
             </w:r>
           </w:p>
@@ -4360,7 +4350,6 @@
             <w:pPr>
               <w:jc w:val="left"/>
               <w:rPr>
-                <w:rFonts w:hint="eastAsia"/>
                 <w:szCs w:val="21"/>
               </w:rPr>
             </w:pPr>
@@ -4376,6 +4365,13 @@
                 <w:rFonts w:hint="eastAsia"/>
                 <w:szCs w:val="21"/>
               </w:rPr>
+              <w:t xml:space="preserve"> </w:t>
+            </w:r>
+            <w:r>
+              <w:rPr>
+                <w:rFonts w:hint="eastAsia"/>
+                <w:szCs w:val="21"/>
+              </w:rPr>
               <w:t>网际协议</w:t>
             </w:r>
           </w:p>
@@ -4389,7 +4385,6 @@
             <w:pPr>
               <w:jc w:val="center"/>
               <w:rPr>
-                <w:rFonts w:hint="eastAsia"/>
                 <w:szCs w:val="21"/>
               </w:rPr>
             </w:pPr>
@@ -4411,7 +4406,6 @@
             <w:pPr>
               <w:jc w:val="center"/>
               <w:rPr>
-                <w:rFonts w:hint="eastAsia"/>
                 <w:szCs w:val="21"/>
               </w:rPr>
             </w:pPr>
@@ -4432,7 +4426,6 @@
           <w:p>
             <w:pPr>
               <w:rPr>
-                <w:rFonts w:hint="eastAsia"/>
                 <w:szCs w:val="21"/>
               </w:rPr>
             </w:pPr>
@@ -4447,7 +4440,6 @@
             <w:pPr>
               <w:jc w:val="center"/>
               <w:rPr>
-                <w:rFonts w:hint="eastAsia"/>
                 <w:szCs w:val="21"/>
               </w:rPr>
             </w:pPr>
@@ -4468,7 +4460,6 @@
             <w:pPr>
               <w:jc w:val="center"/>
               <w:rPr>
-                <w:rFonts w:hint="eastAsia"/>
                 <w:szCs w:val="21"/>
               </w:rPr>
             </w:pPr>
@@ -4489,7 +4480,6 @@
             <w:pPr>
               <w:jc w:val="center"/>
               <w:rPr>
-                <w:rFonts w:hint="eastAsia"/>
                 <w:szCs w:val="21"/>
               </w:rPr>
             </w:pPr>
@@ -4512,7 +4502,6 @@
             <w:pPr>
               <w:jc w:val="center"/>
               <w:rPr>
-                <w:rFonts w:hint="eastAsia"/>
                 <w:szCs w:val="21"/>
               </w:rPr>
             </w:pPr>
@@ -4534,7 +4523,6 @@
             <w:pPr>
               <w:jc w:val="center"/>
               <w:rPr>
-                <w:rFonts w:hint="eastAsia"/>
                 <w:szCs w:val="21"/>
               </w:rPr>
             </w:pPr>
@@ -4614,6 +4602,13 @@
                 <w:rFonts w:hint="eastAsia"/>
                 <w:szCs w:val="21"/>
               </w:rPr>
+              <w:t xml:space="preserve"> </w:t>
+            </w:r>
+            <w:r>
+              <w:rPr>
+                <w:rFonts w:hint="eastAsia"/>
+                <w:szCs w:val="21"/>
+              </w:rPr>
               <w:t>网络层的几个重要概念</w:t>
             </w:r>
           </w:p>
@@ -4621,7 +4616,6 @@
             <w:pPr>
               <w:jc w:val="left"/>
               <w:rPr>
-                <w:rFonts w:hint="eastAsia"/>
                 <w:szCs w:val="21"/>
               </w:rPr>
             </w:pPr>
@@ -4637,6 +4631,13 @@
                 <w:rFonts w:hint="eastAsia"/>
                 <w:szCs w:val="21"/>
               </w:rPr>
+              <w:t xml:space="preserve"> </w:t>
+            </w:r>
+            <w:r>
+              <w:rPr>
+                <w:rFonts w:hint="eastAsia"/>
+                <w:szCs w:val="21"/>
+              </w:rPr>
               <w:t>网际协议</w:t>
             </w:r>
           </w:p>
@@ -4650,7 +4651,6 @@
             <w:pPr>
               <w:jc w:val="center"/>
               <w:rPr>
-                <w:rFonts w:hint="eastAsia"/>
                 <w:szCs w:val="21"/>
               </w:rPr>
             </w:pPr>
@@ -4672,7 +4672,6 @@
             <w:pPr>
               <w:jc w:val="center"/>
               <w:rPr>
-                <w:rFonts w:hint="eastAsia"/>
                 <w:szCs w:val="21"/>
               </w:rPr>
             </w:pPr>
@@ -4731,7 +4730,6 @@
           <w:p>
             <w:pPr>
               <w:rPr>
-                <w:rFonts w:hint="eastAsia"/>
                 <w:szCs w:val="21"/>
               </w:rPr>
             </w:pPr>
@@ -4752,7 +4750,6 @@
             <w:pPr>
               <w:jc w:val="center"/>
               <w:rPr>
-                <w:rFonts w:hint="eastAsia"/>
                 <w:szCs w:val="21"/>
               </w:rPr>
             </w:pPr>
@@ -4773,7 +4770,6 @@
             <w:pPr>
               <w:jc w:val="center"/>
               <w:rPr>
-                <w:rFonts w:hint="eastAsia"/>
                 <w:szCs w:val="21"/>
               </w:rPr>
             </w:pPr>
@@ -4794,7 +4790,6 @@
             <w:pPr>
               <w:jc w:val="center"/>
               <w:rPr>
-                <w:rFonts w:hint="eastAsia"/>
                 <w:szCs w:val="21"/>
               </w:rPr>
             </w:pPr>
@@ -4816,7 +4811,6 @@
             <w:pPr>
               <w:jc w:val="center"/>
               <w:rPr>
-                <w:rFonts w:hint="eastAsia"/>
                 <w:szCs w:val="21"/>
               </w:rPr>
             </w:pPr>
@@ -4838,7 +4832,6 @@
             <w:pPr>
               <w:jc w:val="center"/>
               <w:rPr>
-                <w:rFonts w:hint="eastAsia"/>
                 <w:szCs w:val="21"/>
               </w:rPr>
             </w:pPr>
@@ -4896,6 +4889,13 @@
                 <w:rFonts w:hint="eastAsia"/>
                 <w:szCs w:val="21"/>
               </w:rPr>
+              <w:t xml:space="preserve"> </w:t>
+            </w:r>
+            <w:r>
+              <w:rPr>
+                <w:rFonts w:hint="eastAsia"/>
+                <w:szCs w:val="21"/>
+              </w:rPr>
               <w:t>网络层</w:t>
             </w:r>
           </w:p>
@@ -4918,7 +4918,30 @@
                 <w:rFonts w:hint="eastAsia"/>
                 <w:szCs w:val="21"/>
               </w:rPr>
-              <w:t>网际控制报文协议</w:t>
+              <w:t xml:space="preserve"> </w:t>
+            </w:r>
+            <w:r>
+              <w:rPr>
+                <w:rFonts w:hint="eastAsia"/>
+                <w:szCs w:val="21"/>
+              </w:rPr>
+              <w:t>网</w:t>
+            </w:r>
+            <w:proofErr w:type="gramStart"/>
+            <w:r>
+              <w:rPr>
+                <w:rFonts w:hint="eastAsia"/>
+                <w:szCs w:val="21"/>
+              </w:rPr>
+              <w:t>际控制</w:t>
+            </w:r>
+            <w:proofErr w:type="gramEnd"/>
+            <w:r>
+              <w:rPr>
+                <w:rFonts w:hint="eastAsia"/>
+                <w:szCs w:val="21"/>
+              </w:rPr>
+              <w:t>报文协议</w:t>
             </w:r>
             <w:r>
               <w:rPr>
@@ -4932,7 +4955,6 @@
             <w:pPr>
               <w:jc w:val="left"/>
               <w:rPr>
-                <w:rFonts w:hint="eastAsia"/>
                 <w:szCs w:val="21"/>
               </w:rPr>
             </w:pPr>
@@ -4954,7 +4976,6 @@
             <w:pPr>
               <w:jc w:val="center"/>
               <w:rPr>
-                <w:rFonts w:hint="eastAsia"/>
                 <w:szCs w:val="21"/>
               </w:rPr>
             </w:pPr>
@@ -4976,13 +4997,12 @@
             <w:pPr>
               <w:jc w:val="center"/>
               <w:rPr>
-                <w:rFonts w:hint="eastAsia"/>
-                <w:szCs w:val="21"/>
-              </w:rPr>
-            </w:pPr>
-            <w:r>
-              <w:rPr>
-                <w:rFonts w:ascii="宋体" w:hAnsi="宋体" w:cs="宋体" w:hint="eastAsia"/>
+                <w:szCs w:val="21"/>
+              </w:rPr>
+            </w:pPr>
+            <w:r>
+              <w:rPr>
+                <w:rFonts w:cs="宋体" w:hint="eastAsia"/>
                 <w:bCs/>
                 <w:szCs w:val="21"/>
               </w:rPr>
@@ -4998,7 +5018,6 @@
           <w:p>
             <w:pPr>
               <w:rPr>
-                <w:rFonts w:hint="eastAsia"/>
                 <w:szCs w:val="21"/>
               </w:rPr>
             </w:pPr>
@@ -5043,7 +5062,6 @@
             <w:pPr>
               <w:jc w:val="center"/>
               <w:rPr>
-                <w:rFonts w:hint="eastAsia"/>
                 <w:szCs w:val="21"/>
               </w:rPr>
             </w:pPr>
@@ -5064,7 +5082,6 @@
             <w:pPr>
               <w:jc w:val="center"/>
               <w:rPr>
-                <w:rFonts w:hint="eastAsia"/>
                 <w:szCs w:val="21"/>
               </w:rPr>
             </w:pPr>
@@ -5085,7 +5102,6 @@
             <w:pPr>
               <w:jc w:val="center"/>
               <w:rPr>
-                <w:rFonts w:hint="eastAsia"/>
                 <w:szCs w:val="21"/>
               </w:rPr>
             </w:pPr>
@@ -5107,7 +5123,6 @@
             <w:pPr>
               <w:jc w:val="center"/>
               <w:rPr>
-                <w:rFonts w:hint="eastAsia"/>
                 <w:szCs w:val="21"/>
               </w:rPr>
             </w:pPr>
@@ -5129,7 +5144,6 @@
             <w:pPr>
               <w:jc w:val="center"/>
               <w:rPr>
-                <w:rFonts w:hint="eastAsia"/>
                 <w:szCs w:val="21"/>
               </w:rPr>
             </w:pPr>
@@ -5175,6 +5189,20 @@
               </w:rPr>
               <w:t>章</w:t>
             </w:r>
+            <w:r>
+              <w:rPr>
+                <w:rFonts w:hint="eastAsia"/>
+                <w:szCs w:val="21"/>
+              </w:rPr>
+              <w:t xml:space="preserve">  </w:t>
+            </w:r>
+            <w:r>
+              <w:rPr>
+                <w:rFonts w:hint="eastAsia"/>
+                <w:szCs w:val="21"/>
+              </w:rPr>
+              <w:t>网络层</w:t>
+            </w:r>
           </w:p>
           <w:p>
             <w:pPr>
@@ -5195,6 +5223,13 @@
                 <w:rFonts w:hint="eastAsia"/>
                 <w:szCs w:val="21"/>
               </w:rPr>
+              <w:t xml:space="preserve"> </w:t>
+            </w:r>
+            <w:r>
+              <w:rPr>
+                <w:rFonts w:hint="eastAsia"/>
+                <w:szCs w:val="21"/>
+              </w:rPr>
               <w:t>互联网的路由选择协议</w:t>
             </w:r>
           </w:p>
@@ -5202,16 +5237,29 @@
             <w:pPr>
               <w:jc w:val="left"/>
               <w:rPr>
-                <w:rFonts w:hint="eastAsia"/>
-                <w:szCs w:val="21"/>
-              </w:rPr>
-            </w:pPr>
-            <w:r>
-              <w:rPr>
-                <w:rFonts w:hint="eastAsia"/>
-                <w:szCs w:val="21"/>
-              </w:rPr>
-              <w:t>4.7IP</w:t>
+                <w:szCs w:val="21"/>
+              </w:rPr>
+            </w:pPr>
+            <w:r>
+              <w:rPr>
+                <w:rFonts w:hint="eastAsia"/>
+                <w:szCs w:val="21"/>
+              </w:rPr>
+              <w:t>4.7</w:t>
+            </w:r>
+            <w:r>
+              <w:rPr>
+                <w:rFonts w:hint="eastAsia"/>
+                <w:szCs w:val="21"/>
+              </w:rPr>
+              <w:t xml:space="preserve"> </w:t>
+            </w:r>
+            <w:r>
+              <w:rPr>
+                <w:rFonts w:hint="eastAsia"/>
+                <w:szCs w:val="21"/>
+              </w:rPr>
+              <w:t>IP</w:t>
             </w:r>
             <w:r>
               <w:rPr>
@@ -5231,7 +5279,6 @@
             <w:pPr>
               <w:jc w:val="center"/>
               <w:rPr>
-                <w:rFonts w:hint="eastAsia"/>
                 <w:szCs w:val="21"/>
               </w:rPr>
             </w:pPr>
@@ -5253,13 +5300,12 @@
             <w:pPr>
               <w:jc w:val="center"/>
               <w:rPr>
-                <w:rFonts w:hint="eastAsia"/>
-                <w:szCs w:val="21"/>
-              </w:rPr>
-            </w:pPr>
-            <w:r>
-              <w:rPr>
-                <w:rFonts w:ascii="宋体" w:hAnsi="宋体" w:cs="宋体" w:hint="eastAsia"/>
+                <w:szCs w:val="21"/>
+              </w:rPr>
+            </w:pPr>
+            <w:r>
+              <w:rPr>
+                <w:rFonts w:cs="宋体" w:hint="eastAsia"/>
                 <w:bCs/>
                 <w:szCs w:val="21"/>
               </w:rPr>
@@ -5275,7 +5321,6 @@
           <w:p>
             <w:pPr>
               <w:rPr>
-                <w:rFonts w:hint="eastAsia"/>
                 <w:szCs w:val="21"/>
               </w:rPr>
             </w:pPr>
@@ -5310,7 +5355,6 @@
             <w:pPr>
               <w:jc w:val="center"/>
               <w:rPr>
-                <w:rFonts w:hint="eastAsia"/>
                 <w:szCs w:val="21"/>
               </w:rPr>
             </w:pPr>
@@ -5331,7 +5375,6 @@
             <w:pPr>
               <w:jc w:val="center"/>
               <w:rPr>
-                <w:rFonts w:hint="eastAsia"/>
                 <w:szCs w:val="21"/>
               </w:rPr>
             </w:pPr>
@@ -5353,7 +5396,6 @@
             <w:pPr>
               <w:jc w:val="center"/>
               <w:rPr>
-                <w:rFonts w:hint="eastAsia"/>
                 <w:szCs w:val="21"/>
               </w:rPr>
             </w:pPr>
@@ -5375,7 +5417,6 @@
             <w:pPr>
               <w:jc w:val="center"/>
               <w:rPr>
-                <w:rFonts w:hint="eastAsia"/>
                 <w:szCs w:val="21"/>
               </w:rPr>
             </w:pPr>
@@ -5421,6 +5462,20 @@
               </w:rPr>
               <w:t>章</w:t>
             </w:r>
+            <w:r>
+              <w:rPr>
+                <w:rFonts w:hint="eastAsia"/>
+                <w:szCs w:val="21"/>
+              </w:rPr>
+              <w:t xml:space="preserve">  </w:t>
+            </w:r>
+            <w:r>
+              <w:rPr>
+                <w:rFonts w:hint="eastAsia"/>
+                <w:szCs w:val="21"/>
+              </w:rPr>
+              <w:t>网络层</w:t>
+            </w:r>
           </w:p>
           <w:p>
             <w:pPr>
@@ -5441,6 +5496,13 @@
                 <w:rFonts w:hint="eastAsia"/>
                 <w:szCs w:val="21"/>
               </w:rPr>
+              <w:t xml:space="preserve"> </w:t>
+            </w:r>
+            <w:r>
+              <w:rPr>
+                <w:rFonts w:hint="eastAsia"/>
+                <w:szCs w:val="21"/>
+              </w:rPr>
               <w:t>虚拟专用网</w:t>
             </w:r>
             <w:r>
@@ -5484,6 +5546,13 @@
                 <w:rFonts w:hint="eastAsia"/>
                 <w:szCs w:val="21"/>
               </w:rPr>
+              <w:t xml:space="preserve"> </w:t>
+            </w:r>
+            <w:r>
+              <w:rPr>
+                <w:rFonts w:hint="eastAsia"/>
+                <w:szCs w:val="21"/>
+              </w:rPr>
               <w:t>多协议标签交换</w:t>
             </w:r>
             <w:r>
@@ -5498,7 +5567,6 @@
             <w:pPr>
               <w:jc w:val="left"/>
               <w:rPr>
-                <w:rFonts w:hint="eastAsia"/>
                 <w:szCs w:val="21"/>
               </w:rPr>
             </w:pPr>
@@ -5514,6 +5582,13 @@
                 <w:rFonts w:hint="eastAsia"/>
                 <w:szCs w:val="21"/>
               </w:rPr>
+              <w:t xml:space="preserve"> </w:t>
+            </w:r>
+            <w:r>
+              <w:rPr>
+                <w:rFonts w:hint="eastAsia"/>
+                <w:szCs w:val="21"/>
+              </w:rPr>
               <w:t>软件定义网络</w:t>
             </w:r>
             <w:r>
@@ -5541,7 +5616,6 @@
             <w:pPr>
               <w:jc w:val="center"/>
               <w:rPr>
-                <w:rFonts w:hint="eastAsia"/>
                 <w:szCs w:val="21"/>
               </w:rPr>
             </w:pPr>
@@ -5563,13 +5637,12 @@
             <w:pPr>
               <w:jc w:val="center"/>
               <w:rPr>
-                <w:rFonts w:hint="eastAsia"/>
-                <w:szCs w:val="21"/>
-              </w:rPr>
-            </w:pPr>
-            <w:r>
-              <w:rPr>
-                <w:rFonts w:ascii="宋体" w:hAnsi="宋体" w:cs="宋体" w:hint="eastAsia"/>
+                <w:szCs w:val="21"/>
+              </w:rPr>
+            </w:pPr>
+            <w:r>
+              <w:rPr>
+                <w:rFonts w:cs="宋体" w:hint="eastAsia"/>
                 <w:bCs/>
                 <w:szCs w:val="21"/>
               </w:rPr>
@@ -5641,7 +5714,6 @@
           <w:p>
             <w:pPr>
               <w:rPr>
-                <w:rFonts w:hint="eastAsia"/>
                 <w:szCs w:val="21"/>
               </w:rPr>
             </w:pPr>
@@ -5662,7 +5734,6 @@
             <w:pPr>
               <w:jc w:val="center"/>
               <w:rPr>
-                <w:rFonts w:hint="eastAsia"/>
                 <w:szCs w:val="21"/>
               </w:rPr>
             </w:pPr>
@@ -5683,7 +5754,6 @@
             <w:pPr>
               <w:jc w:val="center"/>
               <w:rPr>
-                <w:rFonts w:hint="eastAsia"/>
                 <w:szCs w:val="21"/>
               </w:rPr>
             </w:pPr>
@@ -5704,7 +5774,6 @@
             <w:pPr>
               <w:jc w:val="center"/>
               <w:rPr>
-                <w:rFonts w:hint="eastAsia"/>
                 <w:szCs w:val="21"/>
               </w:rPr>
             </w:pPr>
@@ -5726,7 +5795,6 @@
             <w:pPr>
               <w:jc w:val="center"/>
               <w:rPr>
-                <w:rFonts w:hint="eastAsia"/>
                 <w:szCs w:val="21"/>
               </w:rPr>
             </w:pPr>
@@ -5748,7 +5816,6 @@
             <w:pPr>
               <w:jc w:val="center"/>
               <w:rPr>
-                <w:rFonts w:hint="eastAsia"/>
                 <w:szCs w:val="21"/>
               </w:rPr>
             </w:pPr>
@@ -5828,6 +5895,13 @@
                 <w:rFonts w:hint="eastAsia"/>
                 <w:szCs w:val="21"/>
               </w:rPr>
+              <w:t xml:space="preserve"> </w:t>
+            </w:r>
+            <w:r>
+              <w:rPr>
+                <w:rFonts w:hint="eastAsia"/>
+                <w:szCs w:val="21"/>
+              </w:rPr>
               <w:t>运输层协议概述</w:t>
             </w:r>
           </w:p>
@@ -5835,7 +5909,6 @@
             <w:pPr>
               <w:jc w:val="left"/>
               <w:rPr>
-                <w:rFonts w:hint="eastAsia"/>
                 <w:szCs w:val="21"/>
               </w:rPr>
             </w:pPr>
@@ -5851,6 +5924,13 @@
                 <w:rFonts w:hint="eastAsia"/>
                 <w:szCs w:val="21"/>
               </w:rPr>
+              <w:t xml:space="preserve"> </w:t>
+            </w:r>
+            <w:r>
+              <w:rPr>
+                <w:rFonts w:hint="eastAsia"/>
+                <w:szCs w:val="21"/>
+              </w:rPr>
               <w:t>用户数据报协议</w:t>
             </w:r>
             <w:r>
@@ -5871,7 +5951,6 @@
             <w:pPr>
               <w:jc w:val="center"/>
               <w:rPr>
-                <w:rFonts w:hint="eastAsia"/>
                 <w:szCs w:val="21"/>
               </w:rPr>
             </w:pPr>
@@ -5893,13 +5972,12 @@
             <w:pPr>
               <w:jc w:val="center"/>
               <w:rPr>
-                <w:rFonts w:hint="eastAsia"/>
-                <w:szCs w:val="21"/>
-              </w:rPr>
-            </w:pPr>
-            <w:r>
-              <w:rPr>
-                <w:rFonts w:ascii="宋体" w:hAnsi="宋体" w:cs="宋体" w:hint="eastAsia"/>
+                <w:szCs w:val="21"/>
+              </w:rPr>
+            </w:pPr>
+            <w:r>
+              <w:rPr>
+                <w:rFonts w:cs="宋体" w:hint="eastAsia"/>
                 <w:bCs/>
                 <w:szCs w:val="21"/>
               </w:rPr>
@@ -5915,7 +5993,6 @@
           <w:p>
             <w:pPr>
               <w:rPr>
-                <w:rFonts w:hint="eastAsia"/>
                 <w:szCs w:val="21"/>
               </w:rPr>
             </w:pPr>
@@ -5930,7 +6007,6 @@
             <w:pPr>
               <w:jc w:val="center"/>
               <w:rPr>
-                <w:rFonts w:hint="eastAsia"/>
                 <w:szCs w:val="21"/>
               </w:rPr>
             </w:pPr>
@@ -5951,7 +6027,6 @@
             <w:pPr>
               <w:jc w:val="center"/>
               <w:rPr>
-                <w:rFonts w:hint="eastAsia"/>
                 <w:szCs w:val="21"/>
               </w:rPr>
             </w:pPr>
@@ -5972,7 +6047,6 @@
             <w:pPr>
               <w:jc w:val="center"/>
               <w:rPr>
-                <w:rFonts w:hint="eastAsia"/>
                 <w:szCs w:val="21"/>
               </w:rPr>
             </w:pPr>
@@ -5994,7 +6068,6 @@
             <w:pPr>
               <w:jc w:val="center"/>
               <w:rPr>
-                <w:rFonts w:hint="eastAsia"/>
                 <w:szCs w:val="21"/>
               </w:rPr>
             </w:pPr>
@@ -6016,7 +6089,6 @@
             <w:pPr>
               <w:jc w:val="center"/>
               <w:rPr>
-                <w:rFonts w:hint="eastAsia"/>
                 <w:szCs w:val="21"/>
               </w:rPr>
             </w:pPr>
@@ -6074,6 +6146,13 @@
                 <w:rFonts w:hint="eastAsia"/>
                 <w:szCs w:val="21"/>
               </w:rPr>
+              <w:t xml:space="preserve"> </w:t>
+            </w:r>
+            <w:r>
+              <w:rPr>
+                <w:rFonts w:hint="eastAsia"/>
+                <w:szCs w:val="21"/>
+              </w:rPr>
               <w:t>运输层</w:t>
             </w:r>
           </w:p>
@@ -6096,6 +6175,13 @@
                 <w:rFonts w:hint="eastAsia"/>
                 <w:szCs w:val="21"/>
               </w:rPr>
+              <w:t xml:space="preserve"> </w:t>
+            </w:r>
+            <w:r>
+              <w:rPr>
+                <w:rFonts w:hint="eastAsia"/>
+                <w:szCs w:val="21"/>
+              </w:rPr>
               <w:t>传输控制协议</w:t>
             </w:r>
             <w:r>
@@ -6132,6 +6218,13 @@
                 <w:rFonts w:hint="eastAsia"/>
                 <w:szCs w:val="21"/>
               </w:rPr>
+              <w:t xml:space="preserve"> </w:t>
+            </w:r>
+            <w:r>
+              <w:rPr>
+                <w:rFonts w:hint="eastAsia"/>
+                <w:szCs w:val="21"/>
+              </w:rPr>
               <w:t>可靠传输的工作原理</w:t>
             </w:r>
           </w:p>
@@ -6139,16 +6232,29 @@
             <w:pPr>
               <w:jc w:val="left"/>
               <w:rPr>
-                <w:rFonts w:hint="eastAsia"/>
-                <w:szCs w:val="21"/>
-              </w:rPr>
-            </w:pPr>
-            <w:r>
-              <w:rPr>
-                <w:rFonts w:hint="eastAsia"/>
-                <w:szCs w:val="21"/>
-              </w:rPr>
-              <w:t>5.5TCP</w:t>
+                <w:szCs w:val="21"/>
+              </w:rPr>
+            </w:pPr>
+            <w:r>
+              <w:rPr>
+                <w:rFonts w:hint="eastAsia"/>
+                <w:szCs w:val="21"/>
+              </w:rPr>
+              <w:t>5.5</w:t>
+            </w:r>
+            <w:r>
+              <w:rPr>
+                <w:rFonts w:hint="eastAsia"/>
+                <w:szCs w:val="21"/>
+              </w:rPr>
+              <w:t xml:space="preserve"> </w:t>
+            </w:r>
+            <w:r>
+              <w:rPr>
+                <w:rFonts w:hint="eastAsia"/>
+                <w:szCs w:val="21"/>
+              </w:rPr>
+              <w:t>TCP</w:t>
             </w:r>
             <w:r>
               <w:rPr>
@@ -6168,7 +6274,6 @@
             <w:pPr>
               <w:jc w:val="center"/>
               <w:rPr>
-                <w:rFonts w:hint="eastAsia"/>
                 <w:szCs w:val="21"/>
               </w:rPr>
             </w:pPr>
@@ -6190,13 +6295,12 @@
             <w:pPr>
               <w:jc w:val="center"/>
               <w:rPr>
-                <w:rFonts w:hint="eastAsia"/>
-                <w:szCs w:val="21"/>
-              </w:rPr>
-            </w:pPr>
-            <w:r>
-              <w:rPr>
-                <w:rFonts w:ascii="宋体" w:hAnsi="宋体" w:cs="宋体" w:hint="eastAsia"/>
+                <w:szCs w:val="21"/>
+              </w:rPr>
+            </w:pPr>
+            <w:r>
+              <w:rPr>
+                <w:rFonts w:cs="宋体" w:hint="eastAsia"/>
                 <w:bCs/>
                 <w:szCs w:val="21"/>
               </w:rPr>
@@ -6210,11 +6314,6 @@
             <w:vAlign w:val="center"/>
           </w:tcPr>
           <w:p>
-            <w:pPr>
-              <w:rPr>
-                <w:rFonts w:hint="eastAsia"/>
-              </w:rPr>
-            </w:pPr>
             <w:r>
               <w:rPr>
                 <w:rFonts w:hint="eastAsia"/>
@@ -6268,7 +6367,6 @@
             <w:pPr>
               <w:jc w:val="center"/>
               <w:rPr>
-                <w:rFonts w:hint="eastAsia"/>
                 <w:szCs w:val="21"/>
               </w:rPr>
             </w:pPr>
@@ -6289,7 +6387,6 @@
             <w:pPr>
               <w:jc w:val="center"/>
               <w:rPr>
-                <w:rFonts w:hint="eastAsia"/>
                 <w:szCs w:val="21"/>
               </w:rPr>
             </w:pPr>
@@ -6310,7 +6407,6 @@
             <w:pPr>
               <w:jc w:val="center"/>
               <w:rPr>
-                <w:rFonts w:hint="eastAsia"/>
                 <w:szCs w:val="21"/>
               </w:rPr>
             </w:pPr>
@@ -6332,7 +6428,6 @@
             <w:pPr>
               <w:jc w:val="center"/>
               <w:rPr>
-                <w:rFonts w:hint="eastAsia"/>
                 <w:szCs w:val="21"/>
               </w:rPr>
             </w:pPr>
@@ -6354,7 +6449,6 @@
             <w:pPr>
               <w:jc w:val="center"/>
               <w:rPr>
-                <w:rFonts w:hint="eastAsia"/>
                 <w:szCs w:val="21"/>
               </w:rPr>
             </w:pPr>
@@ -6412,6 +6506,13 @@
                 <w:rFonts w:hint="eastAsia"/>
                 <w:szCs w:val="21"/>
               </w:rPr>
+              <w:t xml:space="preserve"> </w:t>
+            </w:r>
+            <w:r>
+              <w:rPr>
+                <w:rFonts w:hint="eastAsia"/>
+                <w:szCs w:val="21"/>
+              </w:rPr>
               <w:t>运输层</w:t>
             </w:r>
           </w:p>
@@ -6441,16 +6542,29 @@
             <w:pPr>
               <w:jc w:val="left"/>
               <w:rPr>
-                <w:rFonts w:hint="eastAsia"/>
-                <w:szCs w:val="21"/>
-              </w:rPr>
-            </w:pPr>
-            <w:r>
-              <w:rPr>
-                <w:rFonts w:hint="eastAsia"/>
-                <w:szCs w:val="21"/>
-              </w:rPr>
-              <w:t>5.7TCP</w:t>
+                <w:szCs w:val="21"/>
+              </w:rPr>
+            </w:pPr>
+            <w:r>
+              <w:rPr>
+                <w:rFonts w:hint="eastAsia"/>
+                <w:szCs w:val="21"/>
+              </w:rPr>
+              <w:t>5.7</w:t>
+            </w:r>
+            <w:r>
+              <w:rPr>
+                <w:rFonts w:hint="eastAsia"/>
+                <w:szCs w:val="21"/>
+              </w:rPr>
+              <w:t xml:space="preserve"> </w:t>
+            </w:r>
+            <w:r>
+              <w:rPr>
+                <w:rFonts w:hint="eastAsia"/>
+                <w:szCs w:val="21"/>
+              </w:rPr>
+              <w:t>TCP</w:t>
             </w:r>
             <w:r>
               <w:rPr>
@@ -6470,7 +6584,6 @@
             <w:pPr>
               <w:jc w:val="center"/>
               <w:rPr>
-                <w:rFonts w:hint="eastAsia"/>
                 <w:szCs w:val="21"/>
               </w:rPr>
             </w:pPr>
@@ -6492,13 +6605,12 @@
             <w:pPr>
               <w:jc w:val="center"/>
               <w:rPr>
-                <w:rFonts w:hint="eastAsia"/>
-                <w:szCs w:val="21"/>
-              </w:rPr>
-            </w:pPr>
-            <w:r>
-              <w:rPr>
-                <w:rFonts w:ascii="宋体" w:hAnsi="宋体" w:cs="宋体" w:hint="eastAsia"/>
+                <w:szCs w:val="21"/>
+              </w:rPr>
+            </w:pPr>
+            <w:r>
+              <w:rPr>
+                <w:rFonts w:cs="宋体" w:hint="eastAsia"/>
                 <w:bCs/>
                 <w:szCs w:val="21"/>
               </w:rPr>
@@ -6514,13 +6626,12 @@
           <w:p>
             <w:pPr>
               <w:rPr>
-                <w:rFonts w:hint="eastAsia"/>
-                <w:szCs w:val="21"/>
-              </w:rPr>
-            </w:pPr>
-            <w:r>
-              <w:rPr>
-                <w:rFonts w:ascii="宋体" w:hAnsi="宋体" w:hint="eastAsia"/>
+                <w:szCs w:val="21"/>
+              </w:rPr>
+            </w:pPr>
+            <w:r>
+              <w:rPr>
+                <w:rFonts w:hint="eastAsia"/>
                 <w:bCs/>
                 <w:szCs w:val="21"/>
               </w:rPr>
@@ -6537,7 +6648,6 @@
             <w:pPr>
               <w:jc w:val="center"/>
               <w:rPr>
-                <w:rFonts w:hint="eastAsia"/>
                 <w:szCs w:val="21"/>
               </w:rPr>
             </w:pPr>
@@ -6558,7 +6668,6 @@
             <w:pPr>
               <w:jc w:val="center"/>
               <w:rPr>
-                <w:rFonts w:hint="eastAsia"/>
                 <w:szCs w:val="21"/>
               </w:rPr>
             </w:pPr>
@@ -6579,7 +6688,6 @@
             <w:pPr>
               <w:jc w:val="center"/>
               <w:rPr>
-                <w:rFonts w:hint="eastAsia"/>
                 <w:szCs w:val="21"/>
               </w:rPr>
             </w:pPr>
@@ -6601,7 +6709,6 @@
             <w:pPr>
               <w:jc w:val="center"/>
               <w:rPr>
-                <w:rFonts w:hint="eastAsia"/>
                 <w:szCs w:val="21"/>
               </w:rPr>
             </w:pPr>
@@ -6623,7 +6730,6 @@
             <w:pPr>
               <w:jc w:val="center"/>
               <w:rPr>
-                <w:rFonts w:hint="eastAsia"/>
                 <w:szCs w:val="21"/>
               </w:rPr>
             </w:pPr>
@@ -6681,6 +6787,13 @@
                 <w:rFonts w:hint="eastAsia"/>
                 <w:szCs w:val="21"/>
               </w:rPr>
+              <w:t xml:space="preserve"> </w:t>
+            </w:r>
+            <w:r>
+              <w:rPr>
+                <w:rFonts w:hint="eastAsia"/>
+                <w:szCs w:val="21"/>
+              </w:rPr>
               <w:t>运输层</w:t>
             </w:r>
           </w:p>
@@ -6710,16 +6823,29 @@
             <w:pPr>
               <w:jc w:val="left"/>
               <w:rPr>
-                <w:rFonts w:hint="eastAsia"/>
-                <w:szCs w:val="21"/>
-              </w:rPr>
-            </w:pPr>
-            <w:r>
-              <w:rPr>
-                <w:rFonts w:hint="eastAsia"/>
-                <w:szCs w:val="21"/>
-              </w:rPr>
-              <w:t xml:space="preserve">5.9TCP </w:t>
+                <w:szCs w:val="21"/>
+              </w:rPr>
+            </w:pPr>
+            <w:r>
+              <w:rPr>
+                <w:rFonts w:hint="eastAsia"/>
+                <w:szCs w:val="21"/>
+              </w:rPr>
+              <w:t>5.9</w:t>
+            </w:r>
+            <w:r>
+              <w:rPr>
+                <w:rFonts w:hint="eastAsia"/>
+                <w:szCs w:val="21"/>
+              </w:rPr>
+              <w:t xml:space="preserve"> </w:t>
+            </w:r>
+            <w:r>
+              <w:rPr>
+                <w:rFonts w:hint="eastAsia"/>
+                <w:szCs w:val="21"/>
+              </w:rPr>
+              <w:t xml:space="preserve">TCP </w:t>
             </w:r>
             <w:r>
               <w:rPr>
@@ -6739,7 +6865,6 @@
             <w:pPr>
               <w:jc w:val="center"/>
               <w:rPr>
-                <w:rFonts w:hint="eastAsia"/>
                 <w:szCs w:val="21"/>
               </w:rPr>
             </w:pPr>
@@ -6761,13 +6886,12 @@
             <w:pPr>
               <w:jc w:val="center"/>
               <w:rPr>
-                <w:rFonts w:hint="eastAsia"/>
-                <w:szCs w:val="21"/>
-              </w:rPr>
-            </w:pPr>
-            <w:r>
-              <w:rPr>
-                <w:rFonts w:ascii="宋体" w:hAnsi="宋体" w:cs="宋体" w:hint="eastAsia"/>
+                <w:szCs w:val="21"/>
+              </w:rPr>
+            </w:pPr>
+            <w:r>
+              <w:rPr>
+                <w:rFonts w:cs="宋体" w:hint="eastAsia"/>
                 <w:bCs/>
                 <w:szCs w:val="21"/>
               </w:rPr>
@@ -6801,11 +6925,6 @@
             </w:r>
           </w:p>
           <w:p>
-            <w:pPr>
-              <w:rPr>
-                <w:rFonts w:hint="eastAsia"/>
-              </w:rPr>
-            </w:pPr>
             <w:r>
               <w:rPr>
                 <w:rFonts w:hint="eastAsia"/>
@@ -6847,7 +6966,6 @@
             <w:pPr>
               <w:jc w:val="center"/>
               <w:rPr>
-                <w:rFonts w:hint="eastAsia"/>
                 <w:szCs w:val="21"/>
               </w:rPr>
             </w:pPr>
@@ -6868,7 +6986,6 @@
             <w:pPr>
               <w:jc w:val="center"/>
               <w:rPr>
-                <w:rFonts w:hint="eastAsia"/>
                 <w:szCs w:val="21"/>
               </w:rPr>
             </w:pPr>
@@ -6889,7 +7006,6 @@
             <w:pPr>
               <w:jc w:val="center"/>
               <w:rPr>
-                <w:rFonts w:hint="eastAsia"/>
                 <w:szCs w:val="21"/>
               </w:rPr>
             </w:pPr>
@@ -6911,7 +7027,6 @@
             <w:pPr>
               <w:jc w:val="center"/>
               <w:rPr>
-                <w:rFonts w:hint="eastAsia"/>
                 <w:szCs w:val="21"/>
               </w:rPr>
             </w:pPr>
@@ -6933,7 +7048,6 @@
             <w:pPr>
               <w:jc w:val="center"/>
               <w:rPr>
-                <w:rFonts w:hint="eastAsia"/>
                 <w:szCs w:val="21"/>
               </w:rPr>
             </w:pPr>
@@ -6991,6 +7105,13 @@
                 <w:rFonts w:hint="eastAsia"/>
                 <w:szCs w:val="21"/>
               </w:rPr>
+              <w:t xml:space="preserve"> </w:t>
+            </w:r>
+            <w:r>
+              <w:rPr>
+                <w:rFonts w:hint="eastAsia"/>
+                <w:szCs w:val="21"/>
+              </w:rPr>
               <w:t>应用层</w:t>
             </w:r>
           </w:p>
@@ -7013,6 +7134,13 @@
                 <w:rFonts w:hint="eastAsia"/>
                 <w:szCs w:val="21"/>
               </w:rPr>
+              <w:t xml:space="preserve"> </w:t>
+            </w:r>
+            <w:r>
+              <w:rPr>
+                <w:rFonts w:hint="eastAsia"/>
+                <w:szCs w:val="21"/>
+              </w:rPr>
               <w:t>域名系统</w:t>
             </w:r>
             <w:r>
@@ -7027,7 +7155,6 @@
             <w:pPr>
               <w:jc w:val="left"/>
               <w:rPr>
-                <w:rFonts w:hint="eastAsia"/>
                 <w:szCs w:val="21"/>
               </w:rPr>
             </w:pPr>
@@ -7043,6 +7170,13 @@
                 <w:rFonts w:hint="eastAsia"/>
                 <w:szCs w:val="21"/>
               </w:rPr>
+              <w:t xml:space="preserve"> </w:t>
+            </w:r>
+            <w:r>
+              <w:rPr>
+                <w:rFonts w:hint="eastAsia"/>
+                <w:szCs w:val="21"/>
+              </w:rPr>
               <w:t>文件传送协议</w:t>
             </w:r>
           </w:p>
@@ -7056,7 +7190,6 @@
             <w:pPr>
               <w:jc w:val="center"/>
               <w:rPr>
-                <w:rFonts w:hint="eastAsia"/>
                 <w:szCs w:val="21"/>
               </w:rPr>
             </w:pPr>
@@ -7078,13 +7211,12 @@
             <w:pPr>
               <w:jc w:val="center"/>
               <w:rPr>
-                <w:rFonts w:hint="eastAsia"/>
-                <w:szCs w:val="21"/>
-              </w:rPr>
-            </w:pPr>
-            <w:r>
-              <w:rPr>
-                <w:rFonts w:ascii="宋体" w:hAnsi="宋体" w:cs="宋体" w:hint="eastAsia"/>
+                <w:szCs w:val="21"/>
+              </w:rPr>
+            </w:pPr>
+            <w:r>
+              <w:rPr>
+                <w:rFonts w:cs="宋体" w:hint="eastAsia"/>
                 <w:bCs/>
                 <w:szCs w:val="21"/>
               </w:rPr>
@@ -7100,13 +7232,12 @@
           <w:p>
             <w:pPr>
               <w:rPr>
-                <w:rFonts w:hint="eastAsia"/>
-                <w:szCs w:val="21"/>
-              </w:rPr>
-            </w:pPr>
-            <w:r>
-              <w:rPr>
-                <w:rFonts w:ascii="宋体" w:hAnsi="宋体" w:hint="eastAsia"/>
+                <w:szCs w:val="21"/>
+              </w:rPr>
+            </w:pPr>
+            <w:r>
+              <w:rPr>
+                <w:rFonts w:hint="eastAsia"/>
                 <w:bCs/>
                 <w:szCs w:val="21"/>
               </w:rPr>
@@ -7123,7 +7254,6 @@
             <w:pPr>
               <w:jc w:val="center"/>
               <w:rPr>
-                <w:rFonts w:hint="eastAsia"/>
                 <w:szCs w:val="21"/>
               </w:rPr>
             </w:pPr>
@@ -7144,7 +7274,6 @@
             <w:pPr>
               <w:jc w:val="center"/>
               <w:rPr>
-                <w:rFonts w:hint="eastAsia"/>
                 <w:szCs w:val="21"/>
               </w:rPr>
             </w:pPr>
@@ -7165,7 +7294,6 @@
             <w:pPr>
               <w:jc w:val="center"/>
               <w:rPr>
-                <w:rFonts w:hint="eastAsia"/>
                 <w:szCs w:val="21"/>
               </w:rPr>
             </w:pPr>
@@ -7187,7 +7315,6 @@
             <w:pPr>
               <w:jc w:val="center"/>
               <w:rPr>
-                <w:rFonts w:hint="eastAsia"/>
                 <w:szCs w:val="21"/>
               </w:rPr>
             </w:pPr>
@@ -7209,7 +7336,6 @@
             <w:pPr>
               <w:jc w:val="center"/>
               <w:rPr>
-                <w:rFonts w:hint="eastAsia"/>
                 <w:szCs w:val="21"/>
               </w:rPr>
             </w:pPr>
@@ -7267,6 +7393,13 @@
                 <w:rFonts w:hint="eastAsia"/>
                 <w:szCs w:val="21"/>
               </w:rPr>
+              <w:t xml:space="preserve"> </w:t>
+            </w:r>
+            <w:r>
+              <w:rPr>
+                <w:rFonts w:hint="eastAsia"/>
+                <w:szCs w:val="21"/>
+              </w:rPr>
               <w:t>应用层</w:t>
             </w:r>
           </w:p>
@@ -7303,7 +7436,6 @@
             <w:pPr>
               <w:jc w:val="left"/>
               <w:rPr>
-                <w:rFonts w:hint="eastAsia"/>
                 <w:szCs w:val="21"/>
               </w:rPr>
             </w:pPr>
@@ -7319,6 +7451,13 @@
                 <w:rFonts w:hint="eastAsia"/>
                 <w:szCs w:val="21"/>
               </w:rPr>
+              <w:t xml:space="preserve"> </w:t>
+            </w:r>
+            <w:r>
+              <w:rPr>
+                <w:rFonts w:hint="eastAsia"/>
+                <w:szCs w:val="21"/>
+              </w:rPr>
               <w:t>万维网</w:t>
             </w:r>
             <w:r>
@@ -7339,7 +7478,6 @@
             <w:pPr>
               <w:jc w:val="center"/>
               <w:rPr>
-                <w:rFonts w:hint="eastAsia"/>
                 <w:szCs w:val="21"/>
               </w:rPr>
             </w:pPr>
@@ -7361,13 +7499,12 @@
             <w:pPr>
               <w:jc w:val="center"/>
               <w:rPr>
-                <w:rFonts w:hint="eastAsia"/>
-                <w:szCs w:val="21"/>
-              </w:rPr>
-            </w:pPr>
-            <w:r>
-              <w:rPr>
-                <w:rFonts w:ascii="宋体" w:hAnsi="宋体" w:cs="宋体" w:hint="eastAsia"/>
+                <w:szCs w:val="21"/>
+              </w:rPr>
+            </w:pPr>
+            <w:r>
+              <w:rPr>
+                <w:rFonts w:cs="宋体" w:hint="eastAsia"/>
                 <w:bCs/>
                 <w:szCs w:val="21"/>
               </w:rPr>
@@ -7381,11 +7518,6 @@
             <w:vAlign w:val="center"/>
           </w:tcPr>
           <w:p>
-            <w:pPr>
-              <w:rPr>
-                <w:rFonts w:hint="eastAsia"/>
-              </w:rPr>
-            </w:pPr>
             <w:r>
               <w:rPr>
                 <w:rFonts w:hint="eastAsia"/>
@@ -7427,7 +7559,6 @@
             <w:pPr>
               <w:jc w:val="center"/>
               <w:rPr>
-                <w:rFonts w:hint="eastAsia"/>
                 <w:szCs w:val="21"/>
               </w:rPr>
             </w:pPr>
@@ -7448,7 +7579,6 @@
             <w:pPr>
               <w:jc w:val="center"/>
               <w:rPr>
-                <w:rFonts w:hint="eastAsia"/>
                 <w:szCs w:val="21"/>
               </w:rPr>
             </w:pPr>
@@ -7469,7 +7599,6 @@
             <w:pPr>
               <w:jc w:val="center"/>
               <w:rPr>
-                <w:rFonts w:hint="eastAsia"/>
                 <w:szCs w:val="21"/>
               </w:rPr>
             </w:pPr>
@@ -7491,7 +7620,6 @@
             <w:pPr>
               <w:jc w:val="center"/>
               <w:rPr>
-                <w:rFonts w:hint="eastAsia"/>
                 <w:szCs w:val="21"/>
               </w:rPr>
             </w:pPr>
@@ -7513,7 +7641,6 @@
             <w:pPr>
               <w:jc w:val="center"/>
               <w:rPr>
-                <w:rFonts w:hint="eastAsia"/>
                 <w:szCs w:val="21"/>
               </w:rPr>
             </w:pPr>
@@ -7571,6 +7698,13 @@
                 <w:rFonts w:hint="eastAsia"/>
                 <w:szCs w:val="21"/>
               </w:rPr>
+              <w:t xml:space="preserve"> </w:t>
+            </w:r>
+            <w:r>
+              <w:rPr>
+                <w:rFonts w:hint="eastAsia"/>
+                <w:szCs w:val="21"/>
+              </w:rPr>
               <w:t>应用层</w:t>
             </w:r>
           </w:p>
@@ -7600,7 +7734,6 @@
             <w:pPr>
               <w:jc w:val="left"/>
               <w:rPr>
-                <w:rFonts w:hint="eastAsia"/>
                 <w:szCs w:val="21"/>
               </w:rPr>
             </w:pPr>
@@ -7616,6 +7749,13 @@
                 <w:rFonts w:hint="eastAsia"/>
                 <w:szCs w:val="21"/>
               </w:rPr>
+              <w:t xml:space="preserve"> </w:t>
+            </w:r>
+            <w:r>
+              <w:rPr>
+                <w:rFonts w:hint="eastAsia"/>
+                <w:szCs w:val="21"/>
+              </w:rPr>
               <w:t>动态主机配置协议</w:t>
             </w:r>
             <w:r>
@@ -7636,7 +7776,6 @@
             <w:pPr>
               <w:jc w:val="center"/>
               <w:rPr>
-                <w:rFonts w:hint="eastAsia"/>
                 <w:szCs w:val="21"/>
               </w:rPr>
             </w:pPr>
@@ -7658,13 +7797,12 @@
             <w:pPr>
               <w:jc w:val="center"/>
               <w:rPr>
-                <w:rFonts w:hint="eastAsia"/>
-                <w:szCs w:val="21"/>
-              </w:rPr>
-            </w:pPr>
-            <w:r>
-              <w:rPr>
-                <w:rFonts w:ascii="宋体" w:hAnsi="宋体" w:cs="宋体" w:hint="eastAsia"/>
+                <w:szCs w:val="21"/>
+              </w:rPr>
+            </w:pPr>
+            <w:r>
+              <w:rPr>
+                <w:rFonts w:cs="宋体" w:hint="eastAsia"/>
                 <w:bCs/>
                 <w:szCs w:val="21"/>
               </w:rPr>
@@ -7680,13 +7818,12 @@
           <w:p>
             <w:pPr>
               <w:rPr>
-                <w:rFonts w:hint="eastAsia"/>
-                <w:szCs w:val="21"/>
-              </w:rPr>
-            </w:pPr>
-            <w:r>
-              <w:rPr>
-                <w:rFonts w:ascii="宋体" w:hAnsi="宋体" w:hint="eastAsia"/>
+                <w:szCs w:val="21"/>
+              </w:rPr>
+            </w:pPr>
+            <w:r>
+              <w:rPr>
+                <w:rFonts w:hint="eastAsia"/>
                 <w:bCs/>
                 <w:szCs w:val="21"/>
               </w:rPr>
@@ -7703,7 +7840,6 @@
             <w:pPr>
               <w:jc w:val="center"/>
               <w:rPr>
-                <w:rFonts w:hint="eastAsia"/>
                 <w:szCs w:val="21"/>
               </w:rPr>
             </w:pPr>
@@ -7724,7 +7860,6 @@
             <w:pPr>
               <w:jc w:val="center"/>
               <w:rPr>
-                <w:rFonts w:hint="eastAsia"/>
                 <w:szCs w:val="21"/>
               </w:rPr>
             </w:pPr>
@@ -7745,7 +7880,6 @@
             <w:pPr>
               <w:jc w:val="center"/>
               <w:rPr>
-                <w:rFonts w:hint="eastAsia"/>
                 <w:szCs w:val="21"/>
               </w:rPr>
             </w:pPr>
@@ -7767,7 +7901,6 @@
             <w:pPr>
               <w:jc w:val="center"/>
               <w:rPr>
-                <w:rFonts w:hint="eastAsia"/>
                 <w:szCs w:val="21"/>
               </w:rPr>
             </w:pPr>
@@ -7789,7 +7922,6 @@
             <w:pPr>
               <w:jc w:val="center"/>
               <w:rPr>
-                <w:rFonts w:hint="eastAsia"/>
                 <w:szCs w:val="21"/>
               </w:rPr>
             </w:pPr>
@@ -7847,6 +7979,13 @@
                 <w:rFonts w:hint="eastAsia"/>
                 <w:szCs w:val="21"/>
               </w:rPr>
+              <w:t xml:space="preserve"> </w:t>
+            </w:r>
+            <w:r>
+              <w:rPr>
+                <w:rFonts w:hint="eastAsia"/>
+                <w:szCs w:val="21"/>
+              </w:rPr>
               <w:t>应用层</w:t>
             </w:r>
           </w:p>
@@ -7883,7 +8022,6 @@
             <w:pPr>
               <w:jc w:val="left"/>
               <w:rPr>
-                <w:rFonts w:hint="eastAsia"/>
                 <w:szCs w:val="21"/>
               </w:rPr>
             </w:pPr>
@@ -7899,6 +8037,13 @@
                 <w:rFonts w:hint="eastAsia"/>
                 <w:szCs w:val="21"/>
               </w:rPr>
+              <w:t xml:space="preserve"> </w:t>
+            </w:r>
+            <w:r>
+              <w:rPr>
+                <w:rFonts w:hint="eastAsia"/>
+                <w:szCs w:val="21"/>
+              </w:rPr>
               <w:t>应用进程跨越网络的通信</w:t>
             </w:r>
           </w:p>
@@ -7912,7 +8057,6 @@
             <w:pPr>
               <w:jc w:val="center"/>
               <w:rPr>
-                <w:rFonts w:hint="eastAsia"/>
                 <w:szCs w:val="21"/>
               </w:rPr>
             </w:pPr>
@@ -7934,13 +8078,12 @@
             <w:pPr>
               <w:jc w:val="center"/>
               <w:rPr>
-                <w:rFonts w:hint="eastAsia"/>
-                <w:szCs w:val="21"/>
-              </w:rPr>
-            </w:pPr>
-            <w:r>
-              <w:rPr>
-                <w:rFonts w:ascii="宋体" w:hAnsi="宋体" w:cs="宋体" w:hint="eastAsia"/>
+                <w:szCs w:val="21"/>
+              </w:rPr>
+            </w:pPr>
+            <w:r>
+              <w:rPr>
+                <w:rFonts w:cs="宋体" w:hint="eastAsia"/>
                 <w:bCs/>
                 <w:szCs w:val="21"/>
               </w:rPr>
@@ -7957,7 +8100,6 @@
             <w:pPr>
               <w:jc w:val="center"/>
               <w:rPr>
-                <w:rFonts w:hint="eastAsia"/>
                 <w:szCs w:val="21"/>
               </w:rPr>
             </w:pPr>
@@ -7972,7 +8114,6 @@
             <w:pPr>
               <w:jc w:val="center"/>
               <w:rPr>
-                <w:rFonts w:hint="eastAsia"/>
                 <w:szCs w:val="21"/>
               </w:rPr>
             </w:pPr>
@@ -7993,7 +8134,6 @@
             <w:pPr>
               <w:jc w:val="center"/>
               <w:rPr>
-                <w:rFonts w:hint="eastAsia"/>
                 <w:szCs w:val="21"/>
               </w:rPr>
             </w:pPr>
@@ -8014,7 +8154,6 @@
             <w:pPr>
               <w:jc w:val="center"/>
               <w:rPr>
-                <w:rFonts w:hint="eastAsia"/>
                 <w:szCs w:val="21"/>
               </w:rPr>
             </w:pPr>
@@ -8036,7 +8175,6 @@
             <w:pPr>
               <w:jc w:val="center"/>
               <w:rPr>
-                <w:rFonts w:hint="eastAsia"/>
                 <w:szCs w:val="21"/>
               </w:rPr>
             </w:pPr>
@@ -8058,7 +8196,6 @@
             <w:pPr>
               <w:jc w:val="center"/>
               <w:rPr>
-                <w:rFonts w:hint="eastAsia"/>
                 <w:szCs w:val="21"/>
               </w:rPr>
             </w:pPr>
@@ -8116,6 +8253,13 @@
                 <w:rFonts w:hint="eastAsia"/>
                 <w:szCs w:val="21"/>
               </w:rPr>
+              <w:t xml:space="preserve"> </w:t>
+            </w:r>
+            <w:r>
+              <w:rPr>
+                <w:rFonts w:hint="eastAsia"/>
+                <w:szCs w:val="21"/>
+              </w:rPr>
               <w:t>应用层</w:t>
             </w:r>
           </w:p>
@@ -8123,7 +8267,6 @@
             <w:pPr>
               <w:jc w:val="left"/>
               <w:rPr>
-                <w:rFonts w:hint="eastAsia"/>
                 <w:szCs w:val="21"/>
               </w:rPr>
             </w:pPr>
@@ -8152,7 +8295,6 @@
             <w:pPr>
               <w:jc w:val="center"/>
               <w:rPr>
-                <w:rFonts w:hint="eastAsia"/>
                 <w:szCs w:val="21"/>
               </w:rPr>
             </w:pPr>
@@ -8174,13 +8316,12 @@
             <w:pPr>
               <w:jc w:val="center"/>
               <w:rPr>
-                <w:rFonts w:hint="eastAsia"/>
-                <w:szCs w:val="21"/>
-              </w:rPr>
-            </w:pPr>
-            <w:r>
-              <w:rPr>
-                <w:rFonts w:ascii="宋体" w:hAnsi="宋体" w:cs="宋体" w:hint="eastAsia"/>
+                <w:szCs w:val="21"/>
+              </w:rPr>
+            </w:pPr>
+            <w:r>
+              <w:rPr>
+                <w:rFonts w:cs="宋体" w:hint="eastAsia"/>
                 <w:bCs/>
                 <w:szCs w:val="21"/>
               </w:rPr>
@@ -8244,11 +8385,6 @@
             </w:r>
           </w:p>
           <w:p>
-            <w:pPr>
-              <w:rPr>
-                <w:rFonts w:hint="eastAsia"/>
-              </w:rPr>
-            </w:pPr>
             <w:r>
               <w:rPr>
                 <w:rFonts w:hint="eastAsia"/>
@@ -8266,7 +8402,6 @@
             <w:pPr>
               <w:jc w:val="center"/>
               <w:rPr>
-                <w:rFonts w:hint="eastAsia"/>
                 <w:szCs w:val="21"/>
               </w:rPr>
             </w:pPr>
@@ -8287,7 +8422,6 @@
             <w:pPr>
               <w:jc w:val="center"/>
               <w:rPr>
-                <w:rFonts w:hint="eastAsia"/>
                 <w:szCs w:val="21"/>
               </w:rPr>
             </w:pPr>
@@ -8308,7 +8442,6 @@
             <w:pPr>
               <w:jc w:val="center"/>
               <w:rPr>
-                <w:rFonts w:hint="eastAsia"/>
                 <w:szCs w:val="21"/>
               </w:rPr>
             </w:pPr>
@@ -8323,7 +8456,6 @@
             <w:pPr>
               <w:jc w:val="center"/>
               <w:rPr>
-                <w:rFonts w:hint="eastAsia"/>
                 <w:szCs w:val="21"/>
               </w:rPr>
             </w:pPr>
@@ -8338,7 +8470,6 @@
             <w:pPr>
               <w:jc w:val="center"/>
               <w:rPr>
-                <w:rFonts w:hint="eastAsia"/>
                 <w:szCs w:val="21"/>
               </w:rPr>
             </w:pPr>
@@ -8353,7 +8484,6 @@
             <w:pPr>
               <w:jc w:val="left"/>
               <w:rPr>
-                <w:rFonts w:hint="eastAsia"/>
                 <w:szCs w:val="21"/>
               </w:rPr>
             </w:pPr>
@@ -8368,7 +8498,6 @@
             <w:pPr>
               <w:jc w:val="center"/>
               <w:rPr>
-                <w:rFonts w:hint="eastAsia"/>
                 <w:szCs w:val="21"/>
               </w:rPr>
             </w:pPr>
@@ -8383,7 +8512,7 @@
             <w:pPr>
               <w:jc w:val="center"/>
               <w:rPr>
-                <w:rFonts w:ascii="宋体" w:hAnsi="宋体" w:cs="宋体" w:hint="eastAsia"/>
+                <w:rFonts w:cs="宋体" w:hint="eastAsia"/>
                 <w:bCs/>
                 <w:szCs w:val="21"/>
               </w:rPr>
@@ -8395,13 +8524,7 @@
             <w:tcW w:w="2448" w:type="dxa"/>
             <w:vAlign w:val="center"/>
           </w:tcPr>
-          <w:p>
-            <w:pPr>
-              <w:rPr>
-                <w:rFonts w:hint="eastAsia"/>
-              </w:rPr>
-            </w:pPr>
-          </w:p>
+          <w:p/>
         </w:tc>
         <w:tc>
           <w:tcPr>
@@ -8411,9 +8534,6 @@
           <w:p>
             <w:pPr>
               <w:jc w:val="center"/>
-              <w:rPr>
-                <w:rFonts w:hint="eastAsia"/>
-              </w:rPr>
             </w:pPr>
           </w:p>
         </w:tc>
@@ -8426,7 +8546,6 @@
             <w:pPr>
               <w:jc w:val="center"/>
               <w:rPr>
-                <w:rFonts w:hint="eastAsia"/>
                 <w:szCs w:val="21"/>
               </w:rPr>
             </w:pPr>
@@ -8447,7 +8566,6 @@
             <w:pPr>
               <w:jc w:val="center"/>
               <w:rPr>
-                <w:rFonts w:hint="eastAsia"/>
                 <w:szCs w:val="21"/>
               </w:rPr>
             </w:pPr>
@@ -8462,7 +8580,6 @@
             <w:pPr>
               <w:jc w:val="center"/>
               <w:rPr>
-                <w:rFonts w:hint="eastAsia"/>
                 <w:szCs w:val="21"/>
               </w:rPr>
             </w:pPr>
@@ -8477,7 +8594,6 @@
             <w:pPr>
               <w:jc w:val="center"/>
               <w:rPr>
-                <w:rFonts w:hint="eastAsia"/>
                 <w:szCs w:val="21"/>
               </w:rPr>
             </w:pPr>
@@ -8492,7 +8608,6 @@
             <w:pPr>
               <w:jc w:val="left"/>
               <w:rPr>
-                <w:rFonts w:hint="eastAsia"/>
                 <w:szCs w:val="21"/>
               </w:rPr>
             </w:pPr>
@@ -8507,7 +8622,6 @@
             <w:pPr>
               <w:jc w:val="center"/>
               <w:rPr>
-                <w:rFonts w:hint="eastAsia"/>
                 <w:szCs w:val="21"/>
               </w:rPr>
             </w:pPr>
@@ -8522,7 +8636,7 @@
             <w:pPr>
               <w:jc w:val="center"/>
               <w:rPr>
-                <w:rFonts w:ascii="宋体" w:hAnsi="宋体" w:cs="宋体" w:hint="eastAsia"/>
+                <w:rFonts w:cs="宋体" w:hint="eastAsia"/>
                 <w:bCs/>
                 <w:szCs w:val="21"/>
               </w:rPr>
@@ -8534,13 +8648,7 @@
             <w:tcW w:w="2448" w:type="dxa"/>
             <w:vAlign w:val="center"/>
           </w:tcPr>
-          <w:p>
-            <w:pPr>
-              <w:rPr>
-                <w:rFonts w:hint="eastAsia"/>
-              </w:rPr>
-            </w:pPr>
-          </w:p>
+          <w:p/>
         </w:tc>
         <w:tc>
           <w:tcPr>
@@ -8550,9 +8658,6 @@
           <w:p>
             <w:pPr>
               <w:jc w:val="center"/>
-              <w:rPr>
-                <w:rFonts w:hint="eastAsia"/>
-              </w:rPr>
             </w:pPr>
           </w:p>
         </w:tc>
@@ -8565,7 +8670,6 @@
             <w:pPr>
               <w:jc w:val="center"/>
               <w:rPr>
-                <w:rFonts w:hint="eastAsia"/>
                 <w:szCs w:val="21"/>
               </w:rPr>
             </w:pPr>
@@ -8586,7 +8690,6 @@
             <w:pPr>
               <w:jc w:val="center"/>
               <w:rPr>
-                <w:rFonts w:hint="eastAsia"/>
                 <w:szCs w:val="21"/>
               </w:rPr>
             </w:pPr>
@@ -8601,7 +8704,6 @@
             <w:pPr>
               <w:jc w:val="center"/>
               <w:rPr>
-                <w:rFonts w:hint="eastAsia"/>
                 <w:szCs w:val="21"/>
               </w:rPr>
             </w:pPr>
@@ -8616,7 +8718,6 @@
             <w:pPr>
               <w:jc w:val="center"/>
               <w:rPr>
-                <w:rFonts w:hint="eastAsia"/>
                 <w:szCs w:val="21"/>
               </w:rPr>
             </w:pPr>
@@ -8631,7 +8732,6 @@
             <w:pPr>
               <w:jc w:val="left"/>
               <w:rPr>
-                <w:rFonts w:hint="eastAsia"/>
                 <w:szCs w:val="21"/>
               </w:rPr>
             </w:pPr>
@@ -8646,7 +8746,6 @@
             <w:pPr>
               <w:jc w:val="center"/>
               <w:rPr>
-                <w:rFonts w:hint="eastAsia"/>
                 <w:szCs w:val="21"/>
               </w:rPr>
             </w:pPr>
@@ -8661,7 +8760,7 @@
             <w:pPr>
               <w:jc w:val="center"/>
               <w:rPr>
-                <w:rFonts w:ascii="宋体" w:hAnsi="宋体" w:cs="宋体" w:hint="eastAsia"/>
+                <w:rFonts w:cs="宋体" w:hint="eastAsia"/>
                 <w:bCs/>
                 <w:szCs w:val="21"/>
               </w:rPr>
@@ -8673,13 +8772,7 @@
             <w:tcW w:w="2448" w:type="dxa"/>
             <w:vAlign w:val="center"/>
           </w:tcPr>
-          <w:p>
-            <w:pPr>
-              <w:rPr>
-                <w:rFonts w:hint="eastAsia"/>
-              </w:rPr>
-            </w:pPr>
-          </w:p>
+          <w:p/>
         </w:tc>
         <w:tc>
           <w:tcPr>
@@ -8689,9 +8782,6 @@
           <w:p>
             <w:pPr>
               <w:jc w:val="center"/>
-              <w:rPr>
-                <w:rFonts w:hint="eastAsia"/>
-              </w:rPr>
             </w:pPr>
           </w:p>
         </w:tc>
@@ -8704,7 +8794,6 @@
             <w:pPr>
               <w:jc w:val="center"/>
               <w:rPr>
-                <w:rFonts w:hint="eastAsia"/>
                 <w:szCs w:val="21"/>
               </w:rPr>
             </w:pPr>
@@ -8725,7 +8814,6 @@
             <w:pPr>
               <w:jc w:val="center"/>
               <w:rPr>
-                <w:rFonts w:hint="eastAsia"/>
                 <w:szCs w:val="21"/>
               </w:rPr>
             </w:pPr>
@@ -8740,7 +8828,6 @@
             <w:pPr>
               <w:jc w:val="center"/>
               <w:rPr>
-                <w:rFonts w:hint="eastAsia"/>
                 <w:szCs w:val="21"/>
               </w:rPr>
             </w:pPr>
@@ -8755,7 +8842,6 @@
             <w:pPr>
               <w:jc w:val="center"/>
               <w:rPr>
-                <w:rFonts w:hint="eastAsia"/>
                 <w:szCs w:val="21"/>
               </w:rPr>
             </w:pPr>
@@ -8770,7 +8856,6 @@
             <w:pPr>
               <w:jc w:val="left"/>
               <w:rPr>
-                <w:rFonts w:hint="eastAsia"/>
                 <w:szCs w:val="21"/>
               </w:rPr>
             </w:pPr>
@@ -8785,7 +8870,6 @@
             <w:pPr>
               <w:jc w:val="center"/>
               <w:rPr>
-                <w:rFonts w:hint="eastAsia"/>
                 <w:szCs w:val="21"/>
               </w:rPr>
             </w:pPr>
@@ -8800,7 +8884,7 @@
             <w:pPr>
               <w:jc w:val="center"/>
               <w:rPr>
-                <w:rFonts w:ascii="宋体" w:hAnsi="宋体" w:cs="宋体" w:hint="eastAsia"/>
+                <w:rFonts w:cs="宋体" w:hint="eastAsia"/>
                 <w:bCs/>
                 <w:szCs w:val="21"/>
               </w:rPr>
@@ -8812,13 +8896,7 @@
             <w:tcW w:w="2448" w:type="dxa"/>
             <w:vAlign w:val="center"/>
           </w:tcPr>
-          <w:p>
-            <w:pPr>
-              <w:rPr>
-                <w:rFonts w:hint="eastAsia"/>
-              </w:rPr>
-            </w:pPr>
-          </w:p>
+          <w:p/>
         </w:tc>
         <w:tc>
           <w:tcPr>
@@ -8828,9 +8906,6 @@
           <w:p>
             <w:pPr>
               <w:jc w:val="center"/>
-              <w:rPr>
-                <w:rFonts w:hint="eastAsia"/>
-              </w:rPr>
             </w:pPr>
           </w:p>
         </w:tc>
@@ -8843,7 +8918,6 @@
             <w:pPr>
               <w:jc w:val="center"/>
               <w:rPr>
-                <w:rFonts w:hint="eastAsia"/>
                 <w:szCs w:val="21"/>
               </w:rPr>
             </w:pPr>
@@ -8854,7 +8928,6 @@
     <w:p>
       <w:pPr>
         <w:rPr>
-          <w:rFonts w:hint="eastAsia"/>
           <w:szCs w:val="21"/>
         </w:rPr>
       </w:pPr>
@@ -8887,7 +8960,6 @@
         <w:spacing w:beforeLines="50" w:before="156" w:line="360" w:lineRule="auto"/>
         <w:ind w:firstLineChars="200" w:firstLine="482"/>
         <w:rPr>
-          <w:rFonts w:hint="eastAsia"/>
           <w:b/>
           <w:bCs/>
           <w:sz w:val="24"/>
@@ -9009,7 +9081,6 @@
         <w:spacing w:before="100" w:beforeAutospacing="1" w:line="360" w:lineRule="auto"/>
         <w:ind w:firstLineChars="200" w:firstLine="482"/>
         <w:rPr>
-          <w:rFonts w:hint="eastAsia"/>
           <w:b/>
           <w:bCs/>
           <w:sz w:val="24"/>
@@ -9328,12 +9399,55 @@
     <w:lsdException w:name="Emphasis" w:qFormat="1"/>
     <w:lsdException w:name="HTML Top of Form" w:semiHidden="1" w:uiPriority="99" w:unhideWhenUsed="1"/>
     <w:lsdException w:name="HTML Bottom of Form" w:semiHidden="1" w:uiPriority="99" w:unhideWhenUsed="1"/>
-    <w:lsdException w:name="Normal Table" w:semiHidden="1"/>
+    <w:lsdException w:name="Normal Table" w:semiHidden="1" w:unhideWhenUsed="1"/>
     <w:lsdException w:name="No List" w:semiHidden="1" w:uiPriority="99" w:unhideWhenUsed="1"/>
     <w:lsdException w:name="Outline List 1" w:semiHidden="1" w:uiPriority="99" w:unhideWhenUsed="1"/>
     <w:lsdException w:name="Outline List 2" w:semiHidden="1" w:uiPriority="99" w:unhideWhenUsed="1"/>
     <w:lsdException w:name="Outline List 3" w:semiHidden="1" w:uiPriority="99" w:unhideWhenUsed="1"/>
+    <w:lsdException w:name="Table Simple 1" w:semiHidden="1" w:unhideWhenUsed="1"/>
+    <w:lsdException w:name="Table Simple 2" w:semiHidden="1" w:unhideWhenUsed="1"/>
+    <w:lsdException w:name="Table Simple 3" w:semiHidden="1" w:unhideWhenUsed="1"/>
+    <w:lsdException w:name="Table Classic 1" w:semiHidden="1" w:unhideWhenUsed="1"/>
+    <w:lsdException w:name="Table Classic 2" w:semiHidden="1" w:unhideWhenUsed="1"/>
+    <w:lsdException w:name="Table Classic 3" w:semiHidden="1" w:unhideWhenUsed="1"/>
+    <w:lsdException w:name="Table Classic 4" w:semiHidden="1" w:unhideWhenUsed="1"/>
+    <w:lsdException w:name="Table Colorful 1" w:semiHidden="1" w:unhideWhenUsed="1"/>
+    <w:lsdException w:name="Table Colorful 2" w:semiHidden="1" w:unhideWhenUsed="1"/>
+    <w:lsdException w:name="Table Colorful 3" w:semiHidden="1" w:unhideWhenUsed="1"/>
+    <w:lsdException w:name="Table Columns 1" w:semiHidden="1" w:unhideWhenUsed="1"/>
+    <w:lsdException w:name="Table Columns 2" w:semiHidden="1" w:unhideWhenUsed="1"/>
+    <w:lsdException w:name="Table Columns 3" w:semiHidden="1" w:unhideWhenUsed="1"/>
+    <w:lsdException w:name="Table Columns 4" w:semiHidden="1" w:unhideWhenUsed="1"/>
+    <w:lsdException w:name="Table Columns 5" w:semiHidden="1" w:unhideWhenUsed="1"/>
+    <w:lsdException w:name="Table Grid 1" w:semiHidden="1" w:unhideWhenUsed="1"/>
+    <w:lsdException w:name="Table Grid 2" w:semiHidden="1" w:unhideWhenUsed="1"/>
+    <w:lsdException w:name="Table Grid 3" w:semiHidden="1" w:unhideWhenUsed="1"/>
+    <w:lsdException w:name="Table Grid 4" w:semiHidden="1" w:unhideWhenUsed="1"/>
+    <w:lsdException w:name="Table Grid 5" w:semiHidden="1" w:unhideWhenUsed="1"/>
+    <w:lsdException w:name="Table Grid 6" w:semiHidden="1" w:unhideWhenUsed="1"/>
+    <w:lsdException w:name="Table Grid 7" w:semiHidden="1" w:unhideWhenUsed="1"/>
+    <w:lsdException w:name="Table Grid 8" w:semiHidden="1" w:unhideWhenUsed="1"/>
+    <w:lsdException w:name="Table List 1" w:semiHidden="1" w:unhideWhenUsed="1"/>
+    <w:lsdException w:name="Table List 2" w:semiHidden="1" w:unhideWhenUsed="1"/>
+    <w:lsdException w:name="Table List 3" w:semiHidden="1" w:unhideWhenUsed="1"/>
+    <w:lsdException w:name="Table List 4" w:semiHidden="1" w:unhideWhenUsed="1"/>
+    <w:lsdException w:name="Table List 5" w:semiHidden="1" w:unhideWhenUsed="1"/>
+    <w:lsdException w:name="Table List 6" w:semiHidden="1" w:unhideWhenUsed="1"/>
+    <w:lsdException w:name="Table List 7" w:semiHidden="1" w:unhideWhenUsed="1"/>
+    <w:lsdException w:name="Table List 8" w:semiHidden="1" w:unhideWhenUsed="1"/>
+    <w:lsdException w:name="Table 3D effects 1" w:semiHidden="1" w:unhideWhenUsed="1"/>
+    <w:lsdException w:name="Table 3D effects 2" w:semiHidden="1" w:unhideWhenUsed="1"/>
+    <w:lsdException w:name="Table 3D effects 3" w:semiHidden="1" w:unhideWhenUsed="1"/>
+    <w:lsdException w:name="Table Contemporary" w:semiHidden="1" w:unhideWhenUsed="1"/>
+    <w:lsdException w:name="Table Elegant" w:semiHidden="1" w:unhideWhenUsed="1"/>
+    <w:lsdException w:name="Table Professional" w:semiHidden="1" w:unhideWhenUsed="1"/>
+    <w:lsdException w:name="Table Subtle 1" w:semiHidden="1" w:unhideWhenUsed="1"/>
+    <w:lsdException w:name="Table Subtle 2" w:semiHidden="1" w:unhideWhenUsed="1"/>
+    <w:lsdException w:name="Table Web 1" w:semiHidden="1" w:unhideWhenUsed="1"/>
+    <w:lsdException w:name="Table Web 2" w:semiHidden="1" w:unhideWhenUsed="1"/>
+    <w:lsdException w:name="Table Web 3" w:semiHidden="1" w:unhideWhenUsed="1"/>
     <w:lsdException w:name="Balloon Text" w:semiHidden="1"/>
+    <w:lsdException w:name="Table Theme" w:semiHidden="1" w:unhideWhenUsed="1"/>
     <w:lsdException w:name="Placeholder Text" w:semiHidden="1" w:uiPriority="99" w:unhideWhenUsed="1"/>
     <w:lsdException w:name="No Spacing" w:uiPriority="99" w:qFormat="1"/>
     <w:lsdException w:name="Light Shading" w:uiPriority="60"/>
@@ -9570,12 +9684,17 @@
   </w:style>
   <w:style w:type="character" w:default="1" w:styleId="a0">
     <w:name w:val="Default Paragraph Font"/>
+    <w:uiPriority w:val="1"/>
     <w:semiHidden/>
+    <w:unhideWhenUsed/>
   </w:style>
   <w:style w:type="table" w:default="1" w:styleId="a1">
     <w:name w:val="Normal Table"/>
+    <w:uiPriority w:val="99"/>
     <w:semiHidden/>
+    <w:unhideWhenUsed/>
     <w:tblPr>
+      <w:tblInd w:w="0" w:type="dxa"/>
       <w:tblCellMar>
         <w:top w:w="0" w:type="dxa"/>
         <w:left w:w="108" w:type="dxa"/>

--- a/network/file/张树彬计算机网络24计算机2班.docx
+++ b/network/file/张树彬计算机网络24计算机2班.docx
@@ -1463,14 +1463,12 @@
             <w:pPr>
               <w:jc w:val="center"/>
             </w:pPr>
-            <w:proofErr w:type="gramStart"/>
             <w:r>
               <w:rPr>
                 <w:rFonts w:hint="eastAsia"/>
               </w:rPr>
               <w:t>一</w:t>
             </w:r>
-            <w:proofErr w:type="gramEnd"/>
           </w:p>
         </w:tc>
         <w:tc>
@@ -4925,23 +4923,7 @@
                 <w:rFonts w:hint="eastAsia"/>
                 <w:szCs w:val="21"/>
               </w:rPr>
-              <w:t>网</w:t>
-            </w:r>
-            <w:proofErr w:type="gramStart"/>
-            <w:r>
-              <w:rPr>
-                <w:rFonts w:hint="eastAsia"/>
-                <w:szCs w:val="21"/>
-              </w:rPr>
-              <w:t>际控制</w:t>
-            </w:r>
-            <w:proofErr w:type="gramEnd"/>
-            <w:r>
-              <w:rPr>
-                <w:rFonts w:hint="eastAsia"/>
-                <w:szCs w:val="21"/>
-              </w:rPr>
-              <w:t>报文协议</w:t>
+              <w:t>网际控制报文协议</w:t>
             </w:r>
             <w:r>
               <w:rPr>
@@ -8512,7 +8494,7 @@
             <w:pPr>
               <w:jc w:val="center"/>
               <w:rPr>
-                <w:rFonts w:cs="宋体" w:hint="eastAsia"/>
+                <w:rFonts w:cs="宋体"/>
                 <w:bCs/>
                 <w:szCs w:val="21"/>
               </w:rPr>
@@ -8636,7 +8618,7 @@
             <w:pPr>
               <w:jc w:val="center"/>
               <w:rPr>
-                <w:rFonts w:cs="宋体" w:hint="eastAsia"/>
+                <w:rFonts w:cs="宋体"/>
                 <w:bCs/>
                 <w:szCs w:val="21"/>
               </w:rPr>
@@ -8760,7 +8742,7 @@
             <w:pPr>
               <w:jc w:val="center"/>
               <w:rPr>
-                <w:rFonts w:cs="宋体" w:hint="eastAsia"/>
+                <w:rFonts w:cs="宋体"/>
                 <w:bCs/>
                 <w:szCs w:val="21"/>
               </w:rPr>
@@ -8884,7 +8866,7 @@
             <w:pPr>
               <w:jc w:val="center"/>
               <w:rPr>
-                <w:rFonts w:cs="宋体" w:hint="eastAsia"/>
+                <w:rFonts w:cs="宋体"/>
                 <w:bCs/>
                 <w:szCs w:val="21"/>
               </w:rPr>
@@ -9062,7 +9044,7 @@
           <w:bCs/>
           <w:sz w:val="24"/>
         </w:rPr>
-        <w:t>17</w:t>
+        <w:t>2</w:t>
       </w:r>
       <w:r>
         <w:rPr>
@@ -9120,7 +9102,16 @@
           <w:bCs/>
           <w:sz w:val="24"/>
         </w:rPr>
-        <w:t xml:space="preserve">       </w:t>
+        <w:t xml:space="preserve">   </w:t>
+      </w:r>
+      <w:r>
+        <w:rPr>
+          <w:rFonts w:hint="eastAsia"/>
+          <w:b/>
+          <w:bCs/>
+          <w:sz w:val="24"/>
+        </w:rPr>
+        <w:t>2025</w:t>
       </w:r>
       <w:r>
         <w:rPr>
@@ -9138,7 +9129,16 @@
           <w:bCs/>
           <w:sz w:val="24"/>
         </w:rPr>
-        <w:t xml:space="preserve">     </w:t>
+        <w:t xml:space="preserve">   </w:t>
+      </w:r>
+      <w:r>
+        <w:rPr>
+          <w:rFonts w:hint="eastAsia"/>
+          <w:b/>
+          <w:bCs/>
+          <w:sz w:val="24"/>
+        </w:rPr>
+        <w:t>9</w:t>
       </w:r>
       <w:r>
         <w:rPr>
@@ -9156,7 +9156,16 @@
           <w:bCs/>
           <w:sz w:val="24"/>
         </w:rPr>
-        <w:t xml:space="preserve">    </w:t>
+        <w:t xml:space="preserve">   </w:t>
+      </w:r>
+      <w:r>
+        <w:rPr>
+          <w:rFonts w:hint="eastAsia"/>
+          <w:b/>
+          <w:bCs/>
+          <w:sz w:val="24"/>
+        </w:rPr>
+        <w:t>4</w:t>
       </w:r>
       <w:r>
         <w:rPr>

--- a/network/file/张树彬计算机网络24计算机2班.docx
+++ b/network/file/张树彬计算机网络24计算机2班.docx
@@ -7137,6 +7137,7 @@
             <w:pPr>
               <w:jc w:val="left"/>
               <w:rPr>
+                <w:rFonts w:hint="eastAsia"/>
                 <w:szCs w:val="21"/>
               </w:rPr>
             </w:pPr>
@@ -7160,6 +7161,13 @@
                 <w:szCs w:val="21"/>
               </w:rPr>
               <w:t>文件传送协议</w:t>
+            </w:r>
+            <w:r>
+              <w:rPr>
+                <w:rFonts w:hint="eastAsia"/>
+                <w:szCs w:val="21"/>
+              </w:rPr>
+              <w:t>FTP</w:t>
             </w:r>
           </w:p>
         </w:tc>
